--- a/Installs/25b83B1/Version 25b83 B1.docx
+++ b/Installs/25b83B1/Version 25b83 B1.docx
@@ -170,7 +170,7 @@
         <w:rPr>
           <w:lang w:val="pt-BR"/>
         </w:rPr>
-        <w:t>02</w:t>
+        <w:t>14</w:t>
       </w:r>
       <w:r>
         <w:rPr>
@@ -724,15 +724,121 @@
         <w:rPr>
           <w:lang w:val="pt-BR"/>
         </w:rPr>
-        <w:t xml:space="preserve">Prime Automation – trocou EZ… para equivalente </w:t>
-      </w:r>
+        <w:t>Prime Automation – trocou EZ… para equivalente de Prime</w:t>
+      </w:r>
+      <w:r>
+        <w:rPr>
+          <w:lang w:val="pt-BR"/>
+        </w:rPr>
+        <w:t xml:space="preserve"> Automation</w:t>
+      </w:r>
+    </w:p>
+    <w:p>
+      <w:pPr>
+        <w:pStyle w:val="ListParagraph"/>
+        <w:numPr>
+          <w:ilvl w:val="0"/>
+          <w:numId w:val="24"/>
+        </w:numPr>
+        <w:rPr>
+          <w:lang w:val="pt-BR"/>
+        </w:rPr>
+      </w:pPr>
+      <w:proofErr w:type="spellStart"/>
+      <w:r>
+        <w:rPr>
+          <w:lang w:val="pt-BR"/>
+        </w:rPr>
+        <w:t>GVRLoader</w:t>
+      </w:r>
+      <w:proofErr w:type="spellEnd"/>
+      <w:r>
+        <w:rPr>
+          <w:lang w:val="pt-BR"/>
+        </w:rPr>
+        <w:t xml:space="preserve"> – falha de carregar </w:t>
+      </w:r>
+    </w:p>
+    <w:p>
+      <w:pPr>
+        <w:pStyle w:val="ListParagraph"/>
+        <w:numPr>
+          <w:ilvl w:val="0"/>
+          <w:numId w:val="24"/>
+        </w:numPr>
+        <w:rPr>
+          <w:lang w:val="pt-BR"/>
+        </w:rPr>
+      </w:pPr>
+      <w:proofErr w:type="spellStart"/>
+      <w:r>
+        <w:rPr>
+          <w:lang w:val="pt-BR"/>
+        </w:rPr>
+        <w:t>EZMonitor</w:t>
+      </w:r>
+      <w:proofErr w:type="spellEnd"/>
+      <w:r>
+        <w:rPr>
+          <w:lang w:val="pt-BR"/>
+        </w:rPr>
+        <w:t xml:space="preserve"> e </w:t>
+      </w:r>
+      <w:proofErr w:type="spellStart"/>
+      <w:r>
+        <w:rPr>
+          <w:lang w:val="pt-BR"/>
+        </w:rPr>
+        <w:t>EZConfig</w:t>
+      </w:r>
+      <w:proofErr w:type="spellEnd"/>
+      <w:r>
+        <w:rPr>
+          <w:lang w:val="pt-BR"/>
+        </w:rPr>
+        <w:t xml:space="preserve"> – carregando os ícones errados </w:t>
+      </w:r>
+    </w:p>
+    <w:p>
+      <w:pPr>
+        <w:pStyle w:val="ListParagraph"/>
+        <w:numPr>
+          <w:ilvl w:val="0"/>
+          <w:numId w:val="24"/>
+        </w:numPr>
+        <w:rPr>
+          <w:lang w:val="pt-BR"/>
+        </w:rPr>
+      </w:pPr>
+      <w:r>
+        <w:rPr>
+          <w:lang w:val="pt-BR"/>
+        </w:rPr>
+        <w:t xml:space="preserve">Instalador Prime Automation – não </w:t>
+      </w:r>
+      <w:proofErr w:type="spellStart"/>
       <w:proofErr w:type="gramStart"/>
       <w:r>
         <w:rPr>
           <w:lang w:val="pt-BR"/>
         </w:rPr>
-        <w:t>de Prime</w:t>
-      </w:r>
+        <w:t>execuando</w:t>
+      </w:r>
+      <w:proofErr w:type="spellEnd"/>
+      <w:r>
+        <w:rPr>
+          <w:lang w:val="pt-BR"/>
+        </w:rPr>
+        <w:t xml:space="preserve">  </w:t>
+      </w:r>
+      <w:proofErr w:type="spellStart"/>
+      <w:r>
+        <w:rPr>
+          <w:lang w:val="pt-BR"/>
+        </w:rPr>
+        <w:t>GVRIPconfig</w:t>
+      </w:r>
+      <w:proofErr w:type="spellEnd"/>
       <w:proofErr w:type="gramEnd"/>
     </w:p>
     <w:p>
@@ -818,21 +924,7 @@
         <w:rPr>
           <w:lang w:val="pt-BR"/>
         </w:rPr>
-        <w:t xml:space="preserve"> para sonda </w:t>
-      </w:r>
-      <w:proofErr w:type="spellStart"/>
-      <w:r>
-        <w:rPr>
-          <w:lang w:val="pt-BR"/>
-        </w:rPr>
-        <w:t>EZTech</w:t>
-      </w:r>
-      <w:proofErr w:type="spellEnd"/>
-      <w:r>
-        <w:rPr>
-          <w:lang w:val="pt-BR"/>
-        </w:rPr>
-        <w:t xml:space="preserve"> 9600 </w:t>
+        <w:t xml:space="preserve"> para sonda EZTech 9600 </w:t>
       </w:r>
     </w:p>
     <w:p>
@@ -1174,6 +1266,7 @@
         <w:rPr>
           <w:lang w:val="pt-BR"/>
         </w:rPr>
+        <w:lastRenderedPageBreak/>
         <w:t>Correções desde 25b81B2</w:t>
       </w:r>
     </w:p>
@@ -1254,950 +1347,2069 @@
         <w:rPr>
           <w:lang w:val="pt-BR"/>
         </w:rPr>
+        <w:t>EZSoftSim</w:t>
+      </w:r>
+      <w:r>
+        <w:rPr>
+          <w:lang w:val="pt-BR"/>
+        </w:rPr>
+        <w:t>.DLL</w:t>
+      </w:r>
+      <w:r>
+        <w:rPr>
+          <w:lang w:val="pt-BR"/>
+        </w:rPr>
+        <w:t xml:space="preserve"> driver resolveu uso de CPU 100% </w:t>
+      </w:r>
+    </w:p>
+    <w:p>
+      <w:pPr>
+        <w:pStyle w:val="ListParagraph"/>
+        <w:numPr>
+          <w:ilvl w:val="0"/>
+          <w:numId w:val="22"/>
+        </w:numPr>
+        <w:rPr>
+          <w:lang w:val="pt-BR"/>
+        </w:rPr>
+      </w:pPr>
+      <w:r>
+        <w:rPr>
+          <w:lang w:val="pt-BR"/>
+        </w:rPr>
+        <w:t>EZConnect</w:t>
+      </w:r>
+      <w:r>
+        <w:rPr>
+          <w:lang w:val="pt-BR"/>
+        </w:rPr>
+        <w:t>.DLL</w:t>
+      </w:r>
+      <w:r>
+        <w:rPr>
+          <w:lang w:val="pt-BR"/>
+        </w:rPr>
+        <w:t xml:space="preserve"> resolveu problemas de travamento para Linux, e truncamento/arredondamento de preço unitário </w:t>
+      </w:r>
+    </w:p>
+    <w:p>
+      <w:pPr>
+        <w:pStyle w:val="ListParagraph"/>
+        <w:numPr>
+          <w:ilvl w:val="0"/>
+          <w:numId w:val="22"/>
+        </w:numPr>
+        <w:rPr>
+          <w:lang w:val="pt-BR"/>
+        </w:rPr>
+      </w:pPr>
+      <w:proofErr w:type="spellStart"/>
+      <w:r>
+        <w:rPr>
+          <w:lang w:val="pt-BR"/>
+        </w:rPr>
+        <w:t>EZServer</w:t>
+      </w:r>
+      <w:proofErr w:type="spellEnd"/>
+      <w:r>
+        <w:rPr>
+          <w:lang w:val="pt-BR"/>
+        </w:rPr>
+        <w:t xml:space="preserve"> editar/</w:t>
+      </w:r>
+      <w:r>
+        <w:rPr>
+          <w:lang w:val="pt-BR"/>
+        </w:rPr>
+        <w:t>salvar</w:t>
+      </w:r>
+      <w:r>
+        <w:rPr>
+          <w:lang w:val="pt-BR"/>
+        </w:rPr>
+        <w:t xml:space="preserve"> </w:t>
+      </w:r>
+      <w:proofErr w:type="spellStart"/>
+      <w:r>
+        <w:rPr>
+          <w:lang w:val="pt-BR"/>
+        </w:rPr>
+        <w:t>hostname</w:t>
+      </w:r>
+      <w:proofErr w:type="spellEnd"/>
+      <w:r>
+        <w:rPr>
+          <w:lang w:val="pt-BR"/>
+        </w:rPr>
+        <w:t xml:space="preserve"> e </w:t>
+      </w:r>
+      <w:r>
+        <w:rPr>
+          <w:lang w:val="pt-BR"/>
+        </w:rPr>
+        <w:t>endereço</w:t>
+      </w:r>
+      <w:r>
+        <w:rPr>
+          <w:lang w:val="pt-BR"/>
+        </w:rPr>
+        <w:t xml:space="preserve"> IP para Linux.</w:t>
+      </w:r>
+    </w:p>
+    <w:p>
+      <w:pPr>
+        <w:pStyle w:val="ListParagraph"/>
+        <w:numPr>
+          <w:ilvl w:val="0"/>
+          <w:numId w:val="22"/>
+        </w:numPr>
+        <w:rPr>
+          <w:lang w:val="pt-BR"/>
+        </w:rPr>
+      </w:pPr>
+      <w:r>
+        <w:rPr>
+          <w:lang w:val="pt-BR"/>
+        </w:rPr>
+        <w:t>EZEmbedded</w:t>
+      </w:r>
+      <w:r>
+        <w:rPr>
+          <w:lang w:val="pt-BR"/>
+        </w:rPr>
+        <w:t>.B2G</w:t>
+      </w:r>
+      <w:r>
+        <w:rPr>
+          <w:lang w:val="pt-BR"/>
+        </w:rPr>
+        <w:t xml:space="preserve"> firmware, melhorias no </w:t>
+      </w:r>
+      <w:r>
+        <w:rPr>
+          <w:lang w:val="pt-BR"/>
+        </w:rPr>
+        <w:t>algoritmo</w:t>
+      </w:r>
+      <w:r>
+        <w:rPr>
+          <w:lang w:val="pt-BR"/>
+        </w:rPr>
+        <w:t xml:space="preserve"> de </w:t>
+      </w:r>
+      <w:proofErr w:type="spellStart"/>
+      <w:r>
+        <w:rPr>
+          <w:lang w:val="pt-BR"/>
+        </w:rPr>
+        <w:t>auto-passthru</w:t>
+      </w:r>
+      <w:proofErr w:type="spellEnd"/>
+      <w:r>
+        <w:rPr>
+          <w:lang w:val="pt-BR"/>
+        </w:rPr>
+        <w:t xml:space="preserve"> </w:t>
+      </w:r>
+    </w:p>
+    <w:p>
+      <w:pPr>
+        <w:pStyle w:val="ListParagraph"/>
+        <w:numPr>
+          <w:ilvl w:val="0"/>
+          <w:numId w:val="22"/>
+        </w:numPr>
+        <w:rPr>
+          <w:lang w:val="pt-BR"/>
+        </w:rPr>
+      </w:pPr>
+      <w:r>
+        <w:rPr>
+          <w:lang w:val="pt-BR"/>
+        </w:rPr>
+        <w:t xml:space="preserve">Gilbarco.DLL melhorias par tratamento de protocolo 775, para </w:t>
+      </w:r>
+      <w:proofErr w:type="spellStart"/>
+      <w:r>
+        <w:rPr>
+          <w:lang w:val="pt-BR"/>
+        </w:rPr>
+        <w:t>preset</w:t>
+      </w:r>
+      <w:proofErr w:type="spellEnd"/>
+      <w:r>
+        <w:rPr>
+          <w:lang w:val="pt-BR"/>
+        </w:rPr>
+        <w:t xml:space="preserve"> e troca de preços etc. </w:t>
+      </w:r>
+    </w:p>
+    <w:p>
+      <w:pPr>
+        <w:pStyle w:val="ListParagraph"/>
+        <w:numPr>
+          <w:ilvl w:val="0"/>
+          <w:numId w:val="20"/>
+        </w:numPr>
+        <w:rPr>
+          <w:lang w:val="pt-BR"/>
+        </w:rPr>
+      </w:pPr>
+      <w:proofErr w:type="spellStart"/>
+      <w:r>
+        <w:rPr>
+          <w:lang w:val="pt-BR"/>
+        </w:rPr>
+        <w:t>EZMod</w:t>
+      </w:r>
+      <w:proofErr w:type="spellEnd"/>
+      <w:r>
+        <w:rPr>
+          <w:lang w:val="pt-BR"/>
+        </w:rPr>
+        <w:t xml:space="preserve">/EZIBr.B2G firmware – melhorias para sonda start italiana RS845 </w:t>
+      </w:r>
+    </w:p>
+    <w:p>
+      <w:pPr>
+        <w:pStyle w:val="ListParagraph"/>
+        <w:numPr>
+          <w:ilvl w:val="0"/>
+          <w:numId w:val="22"/>
+        </w:numPr>
+        <w:rPr>
+          <w:lang w:val="pt-BR"/>
+        </w:rPr>
+      </w:pPr>
+      <w:proofErr w:type="spellStart"/>
+      <w:r>
+        <w:rPr>
+          <w:lang w:val="pt-BR"/>
+        </w:rPr>
+        <w:t>EZMod</w:t>
+      </w:r>
+      <w:proofErr w:type="spellEnd"/>
+      <w:r>
+        <w:rPr>
+          <w:lang w:val="pt-BR"/>
+        </w:rPr>
+        <w:t xml:space="preserve">/EZIBr.B2G melhorias no algoritmo de </w:t>
+      </w:r>
+      <w:proofErr w:type="spellStart"/>
+      <w:r>
+        <w:rPr>
+          <w:lang w:val="pt-BR"/>
+        </w:rPr>
+        <w:t>polling</w:t>
+      </w:r>
+      <w:proofErr w:type="spellEnd"/>
+      <w:r>
+        <w:rPr>
+          <w:lang w:val="pt-BR"/>
+        </w:rPr>
+        <w:t xml:space="preserve"> para sondas de 6m </w:t>
+      </w:r>
+    </w:p>
+    <w:p>
+      <w:pPr>
+        <w:pStyle w:val="ListParagraph"/>
+        <w:numPr>
+          <w:ilvl w:val="0"/>
+          <w:numId w:val="22"/>
+        </w:numPr>
+        <w:rPr>
+          <w:lang w:val="pt-BR"/>
+        </w:rPr>
+      </w:pPr>
+      <w:r>
+        <w:rPr>
+          <w:lang w:val="pt-BR"/>
+        </w:rPr>
+        <w:t xml:space="preserve">PumpDrv.dll consertou inicialização do </w:t>
+      </w:r>
+      <w:proofErr w:type="spellStart"/>
+      <w:r>
+        <w:rPr>
+          <w:lang w:val="pt-BR"/>
+        </w:rPr>
+        <w:t>ezmod</w:t>
+      </w:r>
+      <w:proofErr w:type="spellEnd"/>
+      <w:r>
+        <w:rPr>
+          <w:lang w:val="pt-BR"/>
+        </w:rPr>
+        <w:t xml:space="preserve"> quando tem mais do que 8 sondas configurado no mesmo slot.</w:t>
+      </w:r>
+    </w:p>
+    <w:p>
+      <w:pPr>
+        <w:pStyle w:val="ListParagraph"/>
+        <w:numPr>
+          <w:ilvl w:val="0"/>
+          <w:numId w:val="22"/>
+        </w:numPr>
+        <w:rPr>
+          <w:lang w:val="pt-BR"/>
+        </w:rPr>
+      </w:pPr>
+      <w:proofErr w:type="spellStart"/>
+      <w:r>
+        <w:rPr>
+          <w:lang w:val="pt-BR"/>
+        </w:rPr>
+        <w:t>EZExtract</w:t>
+      </w:r>
+      <w:proofErr w:type="spellEnd"/>
+      <w:r>
+        <w:rPr>
+          <w:lang w:val="pt-BR"/>
+        </w:rPr>
+        <w:t xml:space="preserve">-concertou </w:t>
+      </w:r>
+      <w:proofErr w:type="spellStart"/>
+      <w:r>
+        <w:rPr>
+          <w:lang w:val="pt-BR"/>
+        </w:rPr>
+        <w:t>import</w:t>
+      </w:r>
+      <w:proofErr w:type="spellEnd"/>
+      <w:r>
+        <w:rPr>
+          <w:lang w:val="pt-BR"/>
+        </w:rPr>
+        <w:t xml:space="preserve"> de tanque quando tem Tanque Virtual link zerado, e mostrar erros com mais detalha para ajudar no diagnostico</w:t>
+      </w:r>
+    </w:p>
+    <w:p>
+      <w:pPr>
+        <w:pStyle w:val="ListParagraph"/>
+        <w:numPr>
+          <w:ilvl w:val="0"/>
+          <w:numId w:val="22"/>
+        </w:numPr>
+        <w:rPr>
+          <w:lang w:val="pt-BR"/>
+        </w:rPr>
+      </w:pPr>
+      <w:r>
+        <w:rPr>
+          <w:lang w:val="pt-BR"/>
+        </w:rPr>
+        <w:t>EZDriver.ini – dois tipos de bombas novas ‘Prime 775 TTL</w:t>
+      </w:r>
+      <w:proofErr w:type="gramStart"/>
+      <w:r>
+        <w:rPr>
+          <w:lang w:val="pt-BR"/>
+        </w:rPr>
+        <w:t>’  e</w:t>
+      </w:r>
+      <w:proofErr w:type="gramEnd"/>
+      <w:r>
+        <w:rPr>
+          <w:lang w:val="pt-BR"/>
+        </w:rPr>
+        <w:t xml:space="preserve"> ‘Prime 664 TTL’ para quando tem Prime IoT instalado numa bomba </w:t>
+      </w:r>
+      <w:proofErr w:type="spellStart"/>
+      <w:r>
+        <w:rPr>
+          <w:lang w:val="pt-BR"/>
+        </w:rPr>
+        <w:t>Gilbarco</w:t>
+      </w:r>
+      <w:proofErr w:type="spellEnd"/>
+      <w:r>
+        <w:rPr>
+          <w:lang w:val="pt-BR"/>
+        </w:rPr>
+        <w:t xml:space="preserve"> </w:t>
+      </w:r>
+    </w:p>
+    <w:p>
+      <w:pPr>
+        <w:pStyle w:val="Heading2"/>
+        <w:rPr>
+          <w:lang w:val="pt-BR"/>
+        </w:rPr>
+      </w:pPr>
+      <w:r>
+        <w:rPr>
+          <w:lang w:val="pt-BR"/>
+        </w:rPr>
+        <w:t>Correções desde 25b80B20</w:t>
+      </w:r>
+    </w:p>
+    <w:p>
+      <w:pPr>
+        <w:pStyle w:val="ListParagraph"/>
+        <w:numPr>
+          <w:ilvl w:val="0"/>
+          <w:numId w:val="21"/>
+        </w:numPr>
+        <w:rPr>
+          <w:lang w:val="pt-BR"/>
+        </w:rPr>
+      </w:pPr>
+      <w:r>
+        <w:rPr>
+          <w:lang w:val="pt-BR"/>
+        </w:rPr>
+        <w:t>EZClient.DLL – Vazamento de memória, melhorias na conexão de sockets</w:t>
+      </w:r>
+    </w:p>
+    <w:p>
+      <w:pPr>
+        <w:pStyle w:val="ListParagraph"/>
+        <w:numPr>
+          <w:ilvl w:val="0"/>
+          <w:numId w:val="21"/>
+        </w:numPr>
+        <w:rPr>
+          <w:lang w:val="pt-BR"/>
+        </w:rPr>
+      </w:pPr>
+      <w:r>
+        <w:rPr>
+          <w:lang w:val="pt-BR"/>
+        </w:rPr>
+        <w:t xml:space="preserve">EZMonitor.exe – Suporte para impressora Elgin I9 </w:t>
+      </w:r>
+    </w:p>
+    <w:p>
+      <w:pPr>
+        <w:pStyle w:val="ListParagraph"/>
+        <w:numPr>
+          <w:ilvl w:val="0"/>
+          <w:numId w:val="21"/>
+        </w:numPr>
+        <w:rPr>
+          <w:lang w:val="pt-BR"/>
+        </w:rPr>
+      </w:pPr>
+      <w:r>
+        <w:rPr>
+          <w:lang w:val="pt-BR"/>
+        </w:rPr>
+        <w:t xml:space="preserve">EZServer.DLL – Não salvando os níveis de tanque teorético no banco </w:t>
+      </w:r>
+    </w:p>
+    <w:p>
+      <w:pPr>
+        <w:pStyle w:val="ListParagraph"/>
+        <w:numPr>
+          <w:ilvl w:val="0"/>
+          <w:numId w:val="21"/>
+        </w:numPr>
+        <w:rPr>
+          <w:lang w:val="pt-BR"/>
+        </w:rPr>
+      </w:pPr>
+      <w:r>
+        <w:rPr>
+          <w:lang w:val="pt-BR"/>
+        </w:rPr>
+        <w:t xml:space="preserve">EZPrint.exe – suporte para Elgin I9,  </w:t>
+      </w:r>
+    </w:p>
+    <w:p>
+      <w:pPr>
+        <w:pStyle w:val="Heading2"/>
+        <w:rPr>
+          <w:lang w:val="pt-BR"/>
+        </w:rPr>
+      </w:pPr>
+      <w:r>
+        <w:rPr>
+          <w:lang w:val="pt-BR"/>
+        </w:rPr>
+        <w:t>Correções desde 25b80B19</w:t>
+      </w:r>
+    </w:p>
+    <w:p>
+      <w:pPr>
+        <w:pStyle w:val="ListParagraph"/>
+        <w:numPr>
+          <w:ilvl w:val="0"/>
+          <w:numId w:val="19"/>
+        </w:numPr>
+        <w:rPr>
+          <w:lang w:val="pt-BR"/>
+        </w:rPr>
+      </w:pPr>
+      <w:r>
+        <w:rPr>
+          <w:lang w:val="pt-BR"/>
+        </w:rPr>
+        <w:t xml:space="preserve">EZServer.DLL – API </w:t>
+      </w:r>
+      <w:proofErr w:type="spellStart"/>
+      <w:r>
+        <w:rPr>
+          <w:lang w:val="pt-BR"/>
+        </w:rPr>
+        <w:t>SetHosePrices</w:t>
+      </w:r>
+      <w:proofErr w:type="spellEnd"/>
+      <w:r>
+        <w:rPr>
+          <w:lang w:val="pt-BR"/>
+        </w:rPr>
+        <w:t xml:space="preserve"> não salvando os preços.</w:t>
+      </w:r>
+    </w:p>
+    <w:p>
+      <w:pPr>
+        <w:pStyle w:val="ListParagraph"/>
+        <w:numPr>
+          <w:ilvl w:val="0"/>
+          <w:numId w:val="19"/>
+        </w:numPr>
+        <w:rPr>
+          <w:lang w:val="pt-BR"/>
+        </w:rPr>
+      </w:pPr>
+      <w:r>
+        <w:rPr>
+          <w:lang w:val="pt-BR"/>
+        </w:rPr>
+        <w:t xml:space="preserve">EZServer.DLL – </w:t>
+      </w:r>
+      <w:proofErr w:type="spellStart"/>
+      <w:r>
+        <w:rPr>
+          <w:lang w:val="pt-BR"/>
+        </w:rPr>
+        <w:t>SetZigBeeProperties</w:t>
+      </w:r>
+      <w:proofErr w:type="spellEnd"/>
+      <w:r>
+        <w:rPr>
+          <w:lang w:val="pt-BR"/>
+        </w:rPr>
+        <w:t xml:space="preserve"> não salvando se somente o tipo </w:t>
+      </w:r>
+      <w:r>
+        <w:rPr>
+          <w:lang w:val="pt-BR"/>
+        </w:rPr>
+        <w:t xml:space="preserve">de device </w:t>
+      </w:r>
+      <w:r>
+        <w:rPr>
+          <w:lang w:val="pt-BR"/>
+        </w:rPr>
+        <w:t>foi alterado.</w:t>
+      </w:r>
+    </w:p>
+    <w:p>
+      <w:pPr>
+        <w:pStyle w:val="ListParagraph"/>
+        <w:numPr>
+          <w:ilvl w:val="0"/>
+          <w:numId w:val="19"/>
+        </w:numPr>
+        <w:rPr>
+          <w:lang w:val="pt-BR"/>
+        </w:rPr>
+      </w:pPr>
+      <w:r>
+        <w:rPr>
+          <w:lang w:val="pt-BR"/>
+        </w:rPr>
+        <w:t xml:space="preserve">EZServer.DLL – O nível de água não inclui o offset configurado </w:t>
+      </w:r>
+      <w:r>
+        <w:rPr>
+          <w:lang w:val="pt-BR"/>
+        </w:rPr>
+        <w:t>pelo tanque</w:t>
+      </w:r>
+      <w:r>
+        <w:rPr>
+          <w:lang w:val="pt-BR"/>
+        </w:rPr>
+        <w:t>.</w:t>
+      </w:r>
+    </w:p>
+    <w:p>
+      <w:pPr>
+        <w:pStyle w:val="ListParagraph"/>
+        <w:numPr>
+          <w:ilvl w:val="0"/>
+          <w:numId w:val="19"/>
+        </w:numPr>
+        <w:rPr>
+          <w:lang w:val="pt-BR"/>
+        </w:rPr>
+      </w:pPr>
+      <w:r>
+        <w:rPr>
+          <w:lang w:val="pt-BR"/>
+        </w:rPr>
+        <w:t xml:space="preserve">Firmware 1645 – Alterando o PANID para 0xFFFF agora desabilita o </w:t>
+      </w:r>
+      <w:proofErr w:type="spellStart"/>
+      <w:r>
+        <w:rPr>
+          <w:lang w:val="pt-BR"/>
+        </w:rPr>
+        <w:t>ZigBee</w:t>
+      </w:r>
+      <w:proofErr w:type="spellEnd"/>
+      <w:r>
+        <w:rPr>
+          <w:lang w:val="pt-BR"/>
+        </w:rPr>
+        <w:t xml:space="preserve"> </w:t>
+      </w:r>
+    </w:p>
+    <w:p>
+      <w:pPr>
+        <w:pStyle w:val="ListParagraph"/>
+        <w:numPr>
+          <w:ilvl w:val="0"/>
+          <w:numId w:val="19"/>
+        </w:numPr>
+        <w:rPr>
+          <w:lang w:val="pt-BR"/>
+        </w:rPr>
+      </w:pPr>
+      <w:r>
+        <w:rPr>
+          <w:lang w:val="pt-BR"/>
+        </w:rPr>
+        <w:t xml:space="preserve">EZServer.DLL – Abriu a faixa de número de produto para entre 1 e 1000000 </w:t>
+      </w:r>
+    </w:p>
+    <w:p>
+      <w:pPr>
+        <w:pStyle w:val="ListParagraph"/>
+        <w:numPr>
+          <w:ilvl w:val="0"/>
+          <w:numId w:val="19"/>
+        </w:numPr>
+        <w:rPr>
+          <w:lang w:val="pt-BR"/>
+        </w:rPr>
+      </w:pPr>
+      <w:r>
+        <w:rPr>
+          <w:lang w:val="pt-BR"/>
+        </w:rPr>
+        <w:t xml:space="preserve">EZDriver.ini – </w:t>
+      </w:r>
+      <w:proofErr w:type="spellStart"/>
+      <w:r>
+        <w:rPr>
+          <w:lang w:val="pt-BR"/>
+        </w:rPr>
+        <w:t>gilbarco</w:t>
+      </w:r>
+      <w:proofErr w:type="spellEnd"/>
+      <w:r>
+        <w:rPr>
+          <w:lang w:val="pt-BR"/>
+        </w:rPr>
+        <w:t xml:space="preserve"> driver </w:t>
+      </w:r>
+      <w:proofErr w:type="spellStart"/>
+      <w:r>
+        <w:rPr>
+          <w:lang w:val="pt-BR"/>
+        </w:rPr>
+        <w:t>InterCharDelay</w:t>
+      </w:r>
+      <w:proofErr w:type="spellEnd"/>
+      <w:r>
+        <w:rPr>
+          <w:lang w:val="pt-BR"/>
+        </w:rPr>
+        <w:t xml:space="preserve"> voltou para20ms, menos para novo tipo </w:t>
+      </w:r>
+      <w:proofErr w:type="spellStart"/>
+      <w:r>
+        <w:rPr>
+          <w:lang w:val="pt-BR"/>
+        </w:rPr>
+        <w:t>Gilbarco</w:t>
+      </w:r>
+      <w:proofErr w:type="spellEnd"/>
+      <w:r>
+        <w:rPr>
+          <w:lang w:val="pt-BR"/>
+        </w:rPr>
+        <w:t xml:space="preserve"> PHX que fica com 70ms</w:t>
+      </w:r>
+    </w:p>
+    <w:p>
+      <w:pPr>
+        <w:pStyle w:val="ListParagraph"/>
+        <w:numPr>
+          <w:ilvl w:val="0"/>
+          <w:numId w:val="19"/>
+        </w:numPr>
+        <w:rPr>
+          <w:lang w:val="pt-BR"/>
+        </w:rPr>
+      </w:pPr>
+      <w:r>
+        <w:rPr>
+          <w:lang w:val="pt-BR"/>
+        </w:rPr>
+        <w:t xml:space="preserve">EZserver.dll – Manda preço temporário antes do </w:t>
+      </w:r>
+      <w:proofErr w:type="spellStart"/>
+      <w:r>
+        <w:rPr>
+          <w:lang w:val="pt-BR"/>
+        </w:rPr>
+        <w:t>preset</w:t>
+      </w:r>
+      <w:proofErr w:type="spellEnd"/>
+      <w:r>
+        <w:rPr>
+          <w:lang w:val="pt-BR"/>
+        </w:rPr>
+        <w:t xml:space="preserve"> para a bomba para evitar perda de </w:t>
+      </w:r>
+      <w:proofErr w:type="spellStart"/>
+      <w:r>
+        <w:rPr>
+          <w:lang w:val="pt-BR"/>
+        </w:rPr>
+        <w:t>preset</w:t>
+      </w:r>
+      <w:proofErr w:type="spellEnd"/>
+    </w:p>
+    <w:p>
+      <w:pPr>
+        <w:pStyle w:val="ListParagraph"/>
+        <w:numPr>
+          <w:ilvl w:val="0"/>
+          <w:numId w:val="19"/>
+        </w:numPr>
+        <w:rPr>
+          <w:lang w:val="pt-BR"/>
+        </w:rPr>
+      </w:pPr>
+      <w:r>
+        <w:rPr>
+          <w:lang w:val="pt-BR"/>
+        </w:rPr>
+        <w:t xml:space="preserve">EZServer.dll – só gerar ZERO_DELIVERY </w:t>
+      </w:r>
+      <w:proofErr w:type="spellStart"/>
+      <w:r>
+        <w:rPr>
+          <w:lang w:val="pt-BR"/>
+        </w:rPr>
+        <w:t>event</w:t>
+      </w:r>
+      <w:proofErr w:type="spellEnd"/>
+      <w:r>
+        <w:rPr>
+          <w:lang w:val="pt-BR"/>
+        </w:rPr>
+        <w:t xml:space="preserve"> quando sair do estado </w:t>
+      </w:r>
+      <w:proofErr w:type="spellStart"/>
+      <w:r>
+        <w:rPr>
+          <w:lang w:val="pt-BR"/>
+        </w:rPr>
+        <w:t>idle</w:t>
+      </w:r>
+      <w:proofErr w:type="spellEnd"/>
+      <w:r>
+        <w:rPr>
+          <w:lang w:val="pt-BR"/>
+        </w:rPr>
+        <w:t xml:space="preserve"> para </w:t>
+      </w:r>
+      <w:proofErr w:type="spellStart"/>
+      <w:r>
+        <w:rPr>
+          <w:lang w:val="pt-BR"/>
+        </w:rPr>
+        <w:t>delivery_starting</w:t>
+      </w:r>
+      <w:proofErr w:type="spellEnd"/>
+      <w:r>
+        <w:rPr>
+          <w:lang w:val="pt-BR"/>
+        </w:rPr>
+        <w:t xml:space="preserve">, não </w:t>
+      </w:r>
+      <w:proofErr w:type="spellStart"/>
+      <w:r>
+        <w:rPr>
+          <w:lang w:val="pt-BR"/>
+        </w:rPr>
+        <w:t>not_repsonding</w:t>
+      </w:r>
+      <w:proofErr w:type="spellEnd"/>
+      <w:r>
+        <w:rPr>
+          <w:lang w:val="pt-BR"/>
+        </w:rPr>
+        <w:t xml:space="preserve"> para </w:t>
+      </w:r>
+      <w:proofErr w:type="spellStart"/>
+      <w:r>
+        <w:rPr>
+          <w:lang w:val="pt-BR"/>
+        </w:rPr>
+        <w:t>delivery_starting</w:t>
+      </w:r>
+      <w:proofErr w:type="spellEnd"/>
+    </w:p>
+    <w:p>
+      <w:pPr>
+        <w:rPr>
+          <w:lang w:val="pt-BR"/>
+        </w:rPr>
+      </w:pPr>
+    </w:p>
+    <w:p>
+      <w:pPr>
+        <w:rPr>
+          <w:lang w:val="pt-BR"/>
+        </w:rPr>
+      </w:pPr>
+    </w:p>
+    <w:p>
+      <w:pPr>
+        <w:pStyle w:val="Heading2"/>
+        <w:rPr>
+          <w:lang w:val="pt-BR"/>
+        </w:rPr>
+      </w:pPr>
+      <w:r>
+        <w:rPr>
+          <w:lang w:val="pt-BR"/>
+        </w:rPr>
+        <w:t>Nova funcionalidade</w:t>
+      </w:r>
+    </w:p>
+    <w:p>
+      <w:pPr>
+        <w:pStyle w:val="ListParagraph"/>
+        <w:numPr>
+          <w:ilvl w:val="0"/>
+          <w:numId w:val="20"/>
+        </w:numPr>
+        <w:rPr>
+          <w:lang w:val="pt-BR"/>
+        </w:rPr>
+      </w:pPr>
+      <w:r>
+        <w:rPr>
+          <w:lang w:val="pt-BR"/>
+        </w:rPr>
+        <w:t xml:space="preserve">EZServer.DLL – funcionalidade de tanque virtual introduzido </w:t>
+      </w:r>
+    </w:p>
+    <w:p>
+      <w:pPr>
+        <w:pStyle w:val="ListParagraph"/>
+        <w:numPr>
+          <w:ilvl w:val="0"/>
+          <w:numId w:val="20"/>
+        </w:numPr>
+        <w:rPr>
+          <w:lang w:val="pt-BR"/>
+        </w:rPr>
+      </w:pPr>
+      <w:r>
+        <w:rPr>
+          <w:lang w:val="pt-BR"/>
+        </w:rPr>
+        <w:t xml:space="preserve">Firmware 1645 – suporte para sonda start italiana RS845 </w:t>
+      </w:r>
+    </w:p>
+    <w:p>
+      <w:pPr>
+        <w:pStyle w:val="ListParagraph"/>
+        <w:numPr>
+          <w:ilvl w:val="0"/>
+          <w:numId w:val="20"/>
+        </w:numPr>
+        <w:rPr>
+          <w:lang w:val="pt-BR"/>
+        </w:rPr>
+      </w:pPr>
+      <w:proofErr w:type="spellStart"/>
+      <w:r>
+        <w:rPr>
+          <w:lang w:val="pt-BR"/>
+        </w:rPr>
+        <w:t>EZProbe.hex</w:t>
+      </w:r>
+      <w:proofErr w:type="spellEnd"/>
+      <w:r>
+        <w:rPr>
+          <w:lang w:val="pt-BR"/>
+        </w:rPr>
+        <w:t xml:space="preserve"> 1.00.23 – melhor tratamento de pulse e novo target </w:t>
+      </w:r>
+      <w:proofErr w:type="spellStart"/>
+      <w:r>
+        <w:rPr>
+          <w:lang w:val="pt-BR"/>
+        </w:rPr>
+        <w:t>voltage</w:t>
+      </w:r>
+      <w:proofErr w:type="spellEnd"/>
+      <w:r>
+        <w:rPr>
+          <w:lang w:val="pt-BR"/>
+        </w:rPr>
+        <w:t>.</w:t>
+      </w:r>
+    </w:p>
+    <w:p>
+      <w:pPr>
+        <w:rPr>
+          <w:lang w:val="pt-BR"/>
+        </w:rPr>
+      </w:pPr>
+    </w:p>
+    <w:p>
+      <w:pPr>
+        <w:pStyle w:val="Heading2"/>
+        <w:rPr>
+          <w:lang w:val="pt-BR"/>
+        </w:rPr>
+      </w:pPr>
+      <w:r>
+        <w:rPr>
+          <w:lang w:val="pt-BR"/>
+        </w:rPr>
+        <w:t>Correções desde 25b80B18</w:t>
+      </w:r>
+    </w:p>
+    <w:p>
+      <w:pPr>
+        <w:pStyle w:val="ListParagraph"/>
+        <w:numPr>
+          <w:ilvl w:val="0"/>
+          <w:numId w:val="17"/>
+        </w:numPr>
+        <w:rPr>
+          <w:lang w:val="pt-BR"/>
+        </w:rPr>
+      </w:pPr>
+      <w:r>
+        <w:rPr>
+          <w:lang w:val="pt-BR"/>
+        </w:rPr>
+        <w:t xml:space="preserve">EZServer.DLL – Tratamento de </w:t>
+      </w:r>
+      <w:proofErr w:type="spellStart"/>
+      <w:r>
+        <w:rPr>
+          <w:lang w:val="pt-BR"/>
+        </w:rPr>
+        <w:t>odometro</w:t>
+      </w:r>
+      <w:proofErr w:type="spellEnd"/>
+      <w:r>
+        <w:rPr>
+          <w:lang w:val="pt-BR"/>
+        </w:rPr>
+        <w:t xml:space="preserve"> quando o abastecimento é reservado pelo </w:t>
+      </w:r>
+      <w:proofErr w:type="spellStart"/>
+      <w:r>
+        <w:rPr>
+          <w:lang w:val="pt-BR"/>
+        </w:rPr>
+        <w:t>conecttec</w:t>
+      </w:r>
+      <w:proofErr w:type="spellEnd"/>
+      <w:r>
+        <w:rPr>
+          <w:lang w:val="pt-BR"/>
+        </w:rPr>
+        <w:t xml:space="preserve">. Limpa frentista e cliente </w:t>
+      </w:r>
+      <w:proofErr w:type="spellStart"/>
+      <w:r>
+        <w:rPr>
+          <w:lang w:val="pt-BR"/>
+        </w:rPr>
+        <w:t>tag</w:t>
+      </w:r>
+      <w:proofErr w:type="spellEnd"/>
+      <w:r>
+        <w:rPr>
+          <w:lang w:val="pt-BR"/>
+        </w:rPr>
+        <w:t xml:space="preserve"> quando autorização é </w:t>
+      </w:r>
+      <w:proofErr w:type="spellStart"/>
+      <w:r>
+        <w:rPr>
+          <w:lang w:val="pt-BR"/>
+        </w:rPr>
+        <w:t>automatico</w:t>
+      </w:r>
+      <w:proofErr w:type="spellEnd"/>
+      <w:r>
+        <w:rPr>
+          <w:lang w:val="pt-BR"/>
+        </w:rPr>
+        <w:t>.</w:t>
+      </w:r>
+    </w:p>
+    <w:p>
+      <w:pPr>
+        <w:pStyle w:val="ListParagraph"/>
+        <w:numPr>
+          <w:ilvl w:val="0"/>
+          <w:numId w:val="17"/>
+        </w:numPr>
+        <w:rPr>
+          <w:lang w:val="pt-BR"/>
+        </w:rPr>
+      </w:pPr>
+      <w:r>
+        <w:rPr>
+          <w:lang w:val="pt-BR"/>
+        </w:rPr>
+        <w:t xml:space="preserve">EZConnect.DLL – Tratamento de </w:t>
+      </w:r>
+      <w:proofErr w:type="spellStart"/>
+      <w:proofErr w:type="gramStart"/>
+      <w:r>
+        <w:rPr>
+          <w:lang w:val="pt-BR"/>
+        </w:rPr>
+        <w:t>re-conexão</w:t>
+      </w:r>
+      <w:proofErr w:type="spellEnd"/>
+      <w:proofErr w:type="gramEnd"/>
+      <w:r>
+        <w:rPr>
+          <w:lang w:val="pt-BR"/>
+        </w:rPr>
+        <w:t xml:space="preserve"> melhorada, </w:t>
+      </w:r>
+      <w:r>
+        <w:rPr>
+          <w:lang w:val="pt-BR"/>
+        </w:rPr>
+        <w:t xml:space="preserve">Zero </w:t>
+      </w:r>
+      <w:proofErr w:type="gramStart"/>
+      <w:r>
+        <w:rPr>
+          <w:lang w:val="pt-BR"/>
+        </w:rPr>
+        <w:t xml:space="preserve">Abastecimento </w:t>
+      </w:r>
+      <w:proofErr w:type="spellStart"/>
+      <w:r>
+        <w:rPr>
+          <w:lang w:val="pt-BR"/>
+        </w:rPr>
+        <w:t>etc</w:t>
+      </w:r>
+      <w:proofErr w:type="spellEnd"/>
+      <w:proofErr w:type="gramEnd"/>
+      <w:r>
+        <w:rPr>
+          <w:lang w:val="pt-BR"/>
+        </w:rPr>
+        <w:t xml:space="preserve"> </w:t>
+      </w:r>
+    </w:p>
+    <w:p>
+      <w:pPr>
+        <w:rPr>
+          <w:lang w:val="pt-BR"/>
+        </w:rPr>
+      </w:pPr>
+    </w:p>
+    <w:p>
+      <w:pPr>
+        <w:pStyle w:val="Heading2"/>
+        <w:rPr>
+          <w:lang w:val="pt-BR"/>
+        </w:rPr>
+      </w:pPr>
+      <w:r>
+        <w:rPr>
+          <w:lang w:val="pt-BR"/>
+        </w:rPr>
+        <w:t>Correções desde 25b80B17</w:t>
+      </w:r>
+    </w:p>
+    <w:p>
+      <w:pPr>
+        <w:pStyle w:val="ListParagraph"/>
+        <w:numPr>
+          <w:ilvl w:val="0"/>
+          <w:numId w:val="17"/>
+        </w:numPr>
+        <w:rPr>
+          <w:lang w:val="pt-BR"/>
+        </w:rPr>
+      </w:pPr>
+      <w:r>
+        <w:rPr>
+          <w:lang w:val="pt-BR"/>
+        </w:rPr>
+        <w:t xml:space="preserve">PumpDrv.DLL – </w:t>
+      </w:r>
+      <w:proofErr w:type="spellStart"/>
+      <w:r>
+        <w:rPr>
+          <w:lang w:val="pt-BR"/>
+        </w:rPr>
+        <w:t>coreção</w:t>
+      </w:r>
+      <w:proofErr w:type="spellEnd"/>
+      <w:r>
+        <w:rPr>
+          <w:lang w:val="pt-BR"/>
+        </w:rPr>
+        <w:t xml:space="preserve"> para </w:t>
+      </w:r>
+      <w:r>
+        <w:rPr>
+          <w:lang w:val="pt-BR"/>
+        </w:rPr>
+        <w:t xml:space="preserve">mapeamento dos </w:t>
+      </w:r>
+      <w:proofErr w:type="spellStart"/>
+      <w:r>
+        <w:rPr>
+          <w:lang w:val="pt-BR"/>
+        </w:rPr>
+        <w:t>PAs</w:t>
+      </w:r>
+      <w:proofErr w:type="spellEnd"/>
+      <w:r>
+        <w:rPr>
+          <w:lang w:val="pt-BR"/>
+        </w:rPr>
+        <w:t xml:space="preserve"> para bombas de 4 </w:t>
+      </w:r>
+      <w:proofErr w:type="spellStart"/>
+      <w:r>
+        <w:rPr>
+          <w:lang w:val="pt-BR"/>
+        </w:rPr>
+        <w:t>PAs</w:t>
+      </w:r>
+      <w:proofErr w:type="spellEnd"/>
+      <w:r>
+        <w:rPr>
+          <w:lang w:val="pt-BR"/>
+        </w:rPr>
+        <w:t xml:space="preserve"> </w:t>
+      </w:r>
+      <w:r>
+        <w:rPr>
+          <w:lang w:val="pt-BR"/>
+        </w:rPr>
+        <w:t xml:space="preserve">para dois leitores </w:t>
+      </w:r>
+      <w:r>
+        <w:rPr>
+          <w:lang w:val="pt-BR"/>
+        </w:rPr>
+        <w:t xml:space="preserve">em modo </w:t>
+      </w:r>
+      <w:proofErr w:type="spellStart"/>
+      <w:r>
+        <w:rPr>
+          <w:lang w:val="pt-BR"/>
+        </w:rPr>
+        <w:t>ezremote</w:t>
+      </w:r>
+      <w:proofErr w:type="spellEnd"/>
+      <w:r>
+        <w:rPr>
+          <w:lang w:val="pt-BR"/>
+        </w:rPr>
+        <w:t xml:space="preserve"> offline.</w:t>
+      </w:r>
+    </w:p>
+    <w:p>
+      <w:pPr>
+        <w:pStyle w:val="ListParagraph"/>
+        <w:numPr>
+          <w:ilvl w:val="0"/>
+          <w:numId w:val="17"/>
+        </w:numPr>
+        <w:rPr>
+          <w:lang w:val="pt-BR"/>
+        </w:rPr>
+      </w:pPr>
+      <w:r>
+        <w:rPr>
+          <w:lang w:val="pt-BR"/>
+        </w:rPr>
+        <w:t>EZServer.DLL – Melh</w:t>
+      </w:r>
+      <w:r>
+        <w:rPr>
+          <w:lang w:val="pt-BR"/>
+        </w:rPr>
+        <w:t>o</w:t>
+      </w:r>
+      <w:r>
+        <w:rPr>
+          <w:lang w:val="pt-BR"/>
+        </w:rPr>
+        <w:t xml:space="preserve">rou tratamento de </w:t>
+      </w:r>
+      <w:proofErr w:type="spellStart"/>
+      <w:r>
+        <w:rPr>
+          <w:lang w:val="pt-BR"/>
+        </w:rPr>
+        <w:t>tags</w:t>
+      </w:r>
+      <w:proofErr w:type="spellEnd"/>
+      <w:r>
+        <w:rPr>
+          <w:lang w:val="pt-BR"/>
+        </w:rPr>
+        <w:t xml:space="preserve"> </w:t>
+      </w:r>
+      <w:r>
+        <w:rPr>
+          <w:lang w:val="pt-BR"/>
+        </w:rPr>
+        <w:t>na cache para</w:t>
+      </w:r>
+      <w:r>
+        <w:rPr>
+          <w:lang w:val="pt-BR"/>
+        </w:rPr>
+        <w:t xml:space="preserve"> abastecimento</w:t>
+      </w:r>
+      <w:r>
+        <w:rPr>
+          <w:lang w:val="pt-BR"/>
+        </w:rPr>
+        <w:t>s</w:t>
+      </w:r>
+      <w:r>
+        <w:rPr>
+          <w:lang w:val="pt-BR"/>
+        </w:rPr>
+        <w:t xml:space="preserve"> modo </w:t>
+      </w:r>
+      <w:proofErr w:type="spellStart"/>
+      <w:r>
+        <w:rPr>
+          <w:lang w:val="pt-BR"/>
+        </w:rPr>
+        <w:t>ezremote</w:t>
+      </w:r>
+      <w:proofErr w:type="spellEnd"/>
+      <w:r>
+        <w:rPr>
+          <w:lang w:val="pt-BR"/>
+        </w:rPr>
+        <w:t xml:space="preserve"> offline.</w:t>
+      </w:r>
+    </w:p>
+    <w:p>
+      <w:pPr>
+        <w:pStyle w:val="ListParagraph"/>
+        <w:numPr>
+          <w:ilvl w:val="0"/>
+          <w:numId w:val="17"/>
+        </w:numPr>
+        <w:rPr>
+          <w:lang w:val="pt-BR"/>
+        </w:rPr>
+      </w:pPr>
+      <w:r>
+        <w:rPr>
+          <w:lang w:val="pt-BR"/>
+        </w:rPr>
+        <w:t xml:space="preserve">EZProbe.exe – Menu </w:t>
+      </w:r>
+      <w:proofErr w:type="gramStart"/>
+      <w:r>
+        <w:rPr>
+          <w:lang w:val="pt-BR"/>
+        </w:rPr>
+        <w:t>`?`</w:t>
+      </w:r>
+      <w:proofErr w:type="gramEnd"/>
+      <w:r>
+        <w:rPr>
+          <w:lang w:val="pt-BR"/>
+        </w:rPr>
+        <w:t xml:space="preserve"> dentro do </w:t>
+      </w:r>
+      <w:proofErr w:type="spellStart"/>
+      <w:r>
+        <w:rPr>
+          <w:lang w:val="pt-BR"/>
+        </w:rPr>
+        <w:t>calibraition</w:t>
+      </w:r>
+      <w:proofErr w:type="spellEnd"/>
+      <w:r>
+        <w:rPr>
+          <w:lang w:val="pt-BR"/>
+        </w:rPr>
+        <w:t xml:space="preserve"> menu oferecendo </w:t>
+      </w:r>
+      <w:r>
+        <w:rPr>
+          <w:lang w:val="pt-BR"/>
+        </w:rPr>
+        <w:t xml:space="preserve">opções de calibração manual </w:t>
+      </w:r>
+    </w:p>
+    <w:p>
+      <w:pPr>
+        <w:pStyle w:val="ListParagraph"/>
+        <w:numPr>
+          <w:ilvl w:val="0"/>
+          <w:numId w:val="17"/>
+        </w:numPr>
+        <w:rPr>
+          <w:lang w:val="pt-BR"/>
+        </w:rPr>
+      </w:pPr>
+      <w:proofErr w:type="spellStart"/>
+      <w:r>
+        <w:rPr>
+          <w:lang w:val="pt-BR"/>
+        </w:rPr>
+        <w:t>EZProbe.hex</w:t>
+      </w:r>
+      <w:proofErr w:type="spellEnd"/>
+      <w:r>
+        <w:rPr>
+          <w:lang w:val="pt-BR"/>
+        </w:rPr>
+        <w:t xml:space="preserve"> – 1.0.2.1 melhorias na </w:t>
+      </w:r>
+      <w:proofErr w:type="spellStart"/>
+      <w:r>
+        <w:rPr>
+          <w:lang w:val="pt-BR"/>
+        </w:rPr>
+        <w:t>tratamente</w:t>
+      </w:r>
+      <w:proofErr w:type="spellEnd"/>
+      <w:r>
+        <w:rPr>
+          <w:lang w:val="pt-BR"/>
+        </w:rPr>
+        <w:t xml:space="preserve"> de sinal baixo e </w:t>
+      </w:r>
+      <w:proofErr w:type="spellStart"/>
+      <w:r>
+        <w:rPr>
+          <w:lang w:val="pt-BR"/>
+        </w:rPr>
+        <w:t>localizaç~co</w:t>
+      </w:r>
+      <w:proofErr w:type="spellEnd"/>
+      <w:r>
+        <w:rPr>
+          <w:lang w:val="pt-BR"/>
+        </w:rPr>
+        <w:t xml:space="preserve"> da boia de </w:t>
+      </w:r>
+      <w:proofErr w:type="gramStart"/>
+      <w:r>
+        <w:rPr>
+          <w:lang w:val="pt-BR"/>
+        </w:rPr>
+        <w:t>agua</w:t>
+      </w:r>
+      <w:proofErr w:type="gramEnd"/>
+      <w:r>
+        <w:rPr>
+          <w:lang w:val="pt-BR"/>
+        </w:rPr>
+        <w:t>.</w:t>
+      </w:r>
+    </w:p>
+    <w:p>
+      <w:pPr>
+        <w:pStyle w:val="ListParagraph"/>
+        <w:numPr>
+          <w:ilvl w:val="0"/>
+          <w:numId w:val="17"/>
+        </w:numPr>
+        <w:rPr>
+          <w:lang w:val="pt-BR"/>
+        </w:rPr>
+      </w:pPr>
+      <w:r>
+        <w:rPr>
+          <w:lang w:val="pt-BR"/>
+        </w:rPr>
+        <w:t xml:space="preserve">Firmware 2643 – melhorias no </w:t>
+      </w:r>
+      <w:proofErr w:type="spellStart"/>
+      <w:r>
+        <w:rPr>
+          <w:lang w:val="pt-BR"/>
+        </w:rPr>
+        <w:t>tratamente</w:t>
+      </w:r>
+      <w:proofErr w:type="spellEnd"/>
+      <w:r>
+        <w:rPr>
+          <w:lang w:val="pt-BR"/>
+        </w:rPr>
+        <w:t xml:space="preserve"> de </w:t>
+      </w:r>
+      <w:proofErr w:type="spellStart"/>
+      <w:r>
+        <w:rPr>
+          <w:lang w:val="pt-BR"/>
+        </w:rPr>
+        <w:t>power</w:t>
+      </w:r>
+      <w:proofErr w:type="spellEnd"/>
+      <w:r>
+        <w:rPr>
+          <w:lang w:val="pt-BR"/>
+        </w:rPr>
+        <w:t xml:space="preserve"> </w:t>
+      </w:r>
+      <w:proofErr w:type="spellStart"/>
+      <w:r>
+        <w:rPr>
+          <w:lang w:val="pt-BR"/>
+        </w:rPr>
+        <w:t>down</w:t>
+      </w:r>
+      <w:proofErr w:type="spellEnd"/>
+      <w:r>
+        <w:rPr>
+          <w:lang w:val="pt-BR"/>
+        </w:rPr>
+        <w:t xml:space="preserve">, e mapeamento de </w:t>
+      </w:r>
+      <w:proofErr w:type="spellStart"/>
+      <w:r>
+        <w:rPr>
+          <w:lang w:val="pt-BR"/>
+        </w:rPr>
+        <w:t>PAs</w:t>
+      </w:r>
+      <w:proofErr w:type="spellEnd"/>
+      <w:r>
+        <w:rPr>
+          <w:lang w:val="pt-BR"/>
+        </w:rPr>
+        <w:t xml:space="preserve"> para </w:t>
+      </w:r>
+      <w:proofErr w:type="spellStart"/>
+      <w:r>
+        <w:rPr>
+          <w:lang w:val="pt-BR"/>
+        </w:rPr>
+        <w:t>lietores</w:t>
+      </w:r>
+      <w:proofErr w:type="spellEnd"/>
+      <w:r>
+        <w:rPr>
+          <w:lang w:val="pt-BR"/>
+        </w:rPr>
+        <w:t>.</w:t>
+      </w:r>
+    </w:p>
+    <w:p>
+      <w:pPr>
+        <w:rPr>
+          <w:lang w:val="pt-BR"/>
+        </w:rPr>
+      </w:pPr>
+    </w:p>
+    <w:p>
+      <w:pPr>
+        <w:pStyle w:val="Heading2"/>
+        <w:rPr>
+          <w:lang w:val="pt-BR"/>
+        </w:rPr>
+      </w:pPr>
+      <w:r>
+        <w:rPr>
+          <w:lang w:val="pt-BR"/>
+        </w:rPr>
+        <w:t>Correções desde 25b80B16</w:t>
+      </w:r>
+    </w:p>
+    <w:p>
+      <w:pPr>
+        <w:pStyle w:val="ListParagraph"/>
+        <w:numPr>
+          <w:ilvl w:val="0"/>
+          <w:numId w:val="17"/>
+        </w:numPr>
+        <w:rPr>
+          <w:lang w:val="pt-BR"/>
+        </w:rPr>
+      </w:pPr>
+      <w:r>
+        <w:rPr>
+          <w:lang w:val="pt-BR"/>
+        </w:rPr>
+        <w:t>PumpDrv</w:t>
+      </w:r>
+      <w:r>
+        <w:rPr>
+          <w:lang w:val="pt-BR"/>
+        </w:rPr>
+        <w:t xml:space="preserve">.DLL – correção para funcionar corretamente com </w:t>
+      </w:r>
+      <w:proofErr w:type="spellStart"/>
+      <w:r>
+        <w:rPr>
+          <w:lang w:val="pt-BR"/>
+        </w:rPr>
+        <w:t>EZEmbedded</w:t>
+      </w:r>
+      <w:proofErr w:type="spellEnd"/>
+      <w:r>
+        <w:rPr>
+          <w:lang w:val="pt-BR"/>
+        </w:rPr>
+        <w:t xml:space="preserve"> (</w:t>
+      </w:r>
+      <w:proofErr w:type="spellStart"/>
+      <w:r>
+        <w:rPr>
+          <w:lang w:val="pt-BR"/>
+        </w:rPr>
+        <w:t>Gilbarco</w:t>
+      </w:r>
+      <w:proofErr w:type="spellEnd"/>
+      <w:r>
+        <w:rPr>
+          <w:lang w:val="pt-BR"/>
+        </w:rPr>
+        <w:t xml:space="preserve"> IoT) cabeado.</w:t>
+      </w:r>
+    </w:p>
+    <w:p>
+      <w:pPr>
+        <w:pStyle w:val="ListParagraph"/>
+        <w:numPr>
+          <w:ilvl w:val="0"/>
+          <w:numId w:val="17"/>
+        </w:numPr>
+        <w:rPr>
+          <w:lang w:val="pt-BR"/>
+        </w:rPr>
+      </w:pPr>
+      <w:r>
+        <w:rPr>
+          <w:lang w:val="pt-BR"/>
+        </w:rPr>
+        <w:t xml:space="preserve">EZServer.DLL – erro de tratamento de sonda </w:t>
+      </w:r>
+      <w:proofErr w:type="spellStart"/>
+      <w:r>
+        <w:rPr>
+          <w:lang w:val="pt-BR"/>
+        </w:rPr>
+        <w:t>EZProbe</w:t>
+      </w:r>
+      <w:proofErr w:type="spellEnd"/>
+      <w:r>
+        <w:rPr>
+          <w:lang w:val="pt-BR"/>
+        </w:rPr>
+        <w:t xml:space="preserve"> quando o tipo de medição é configurado </w:t>
+      </w:r>
+      <w:proofErr w:type="gramStart"/>
+      <w:r>
+        <w:rPr>
+          <w:lang w:val="pt-BR"/>
+        </w:rPr>
+        <w:t>com Medido</w:t>
+      </w:r>
+      <w:proofErr w:type="gramEnd"/>
+      <w:r>
+        <w:rPr>
+          <w:lang w:val="pt-BR"/>
+        </w:rPr>
+        <w:t xml:space="preserve"> (reservado para </w:t>
+      </w:r>
+      <w:proofErr w:type="spellStart"/>
+      <w:proofErr w:type="gramStart"/>
+      <w:r>
+        <w:rPr>
+          <w:lang w:val="pt-BR"/>
+        </w:rPr>
+        <w:t>ATGs</w:t>
+      </w:r>
+      <w:proofErr w:type="spellEnd"/>
+      <w:r>
+        <w:rPr>
+          <w:lang w:val="pt-BR"/>
+        </w:rPr>
+        <w:t xml:space="preserve"> )</w:t>
+      </w:r>
+      <w:proofErr w:type="gramEnd"/>
+      <w:r>
+        <w:rPr>
+          <w:lang w:val="pt-BR"/>
+        </w:rPr>
+        <w:t xml:space="preserve"> </w:t>
+      </w:r>
+    </w:p>
+    <w:p>
+      <w:pPr>
+        <w:pStyle w:val="ListParagraph"/>
+        <w:numPr>
+          <w:ilvl w:val="0"/>
+          <w:numId w:val="17"/>
+        </w:numPr>
+        <w:rPr>
+          <w:lang w:val="pt-BR"/>
+        </w:rPr>
+      </w:pPr>
+      <w:r>
+        <w:rPr>
+          <w:lang w:val="pt-BR"/>
+        </w:rPr>
+        <w:t xml:space="preserve">EZ2Company.DLL – várias melhorias em tratamento de mudança de status e totais em andamento passado para o </w:t>
+      </w:r>
+      <w:proofErr w:type="spellStart"/>
+      <w:r>
+        <w:rPr>
+          <w:lang w:val="pt-BR"/>
+        </w:rPr>
+        <w:t>EZServer</w:t>
+      </w:r>
+      <w:proofErr w:type="spellEnd"/>
+      <w:r>
+        <w:rPr>
+          <w:lang w:val="pt-BR"/>
+        </w:rPr>
+        <w:t>.</w:t>
+      </w:r>
+    </w:p>
+    <w:p>
+      <w:pPr>
+        <w:pStyle w:val="ListParagraph"/>
+        <w:numPr>
+          <w:ilvl w:val="0"/>
+          <w:numId w:val="17"/>
+        </w:numPr>
+        <w:rPr>
+          <w:lang w:val="pt-BR"/>
+        </w:rPr>
+      </w:pPr>
+      <w:r>
+        <w:rPr>
+          <w:lang w:val="pt-BR"/>
+        </w:rPr>
+        <w:t xml:space="preserve">ExcelBr.DLL – corrigiu interface com sensores quando não tem sonda </w:t>
+      </w:r>
+      <w:proofErr w:type="spellStart"/>
+      <w:proofErr w:type="gramStart"/>
+      <w:r>
+        <w:rPr>
+          <w:lang w:val="pt-BR"/>
+        </w:rPr>
+        <w:t>numero</w:t>
+      </w:r>
+      <w:proofErr w:type="spellEnd"/>
+      <w:proofErr w:type="gramEnd"/>
+      <w:r>
+        <w:rPr>
+          <w:lang w:val="pt-BR"/>
+        </w:rPr>
+        <w:t xml:space="preserve"> 1 sendo </w:t>
+      </w:r>
+      <w:proofErr w:type="spellStart"/>
+      <w:r>
+        <w:rPr>
+          <w:lang w:val="pt-BR"/>
+        </w:rPr>
+        <w:t>ExcelBr</w:t>
+      </w:r>
+      <w:proofErr w:type="spellEnd"/>
+      <w:r>
+        <w:rPr>
+          <w:lang w:val="pt-BR"/>
+        </w:rPr>
+        <w:t xml:space="preserve"> </w:t>
+      </w:r>
+    </w:p>
+    <w:p>
+      <w:pPr>
+        <w:pStyle w:val="ListParagraph"/>
+        <w:numPr>
+          <w:ilvl w:val="0"/>
+          <w:numId w:val="17"/>
+        </w:numPr>
+        <w:rPr>
+          <w:lang w:val="pt-BR"/>
+        </w:rPr>
+      </w:pPr>
+      <w:r>
+        <w:rPr>
+          <w:lang w:val="pt-BR"/>
+        </w:rPr>
+        <w:t xml:space="preserve">EZCalibrate.exe – corrigiu interpretação da tabela de arquivamento CSV quando local não é US </w:t>
+      </w:r>
+    </w:p>
+    <w:p>
+      <w:pPr>
+        <w:rPr>
+          <w:lang w:val="pt-BR"/>
+        </w:rPr>
+      </w:pPr>
+    </w:p>
+    <w:p>
+      <w:pPr>
+        <w:pStyle w:val="Heading2"/>
+        <w:rPr>
+          <w:lang w:val="pt-BR"/>
+        </w:rPr>
+      </w:pPr>
+      <w:r>
+        <w:rPr>
+          <w:lang w:val="pt-BR"/>
+        </w:rPr>
+        <w:t>Nova funcionalidade</w:t>
+      </w:r>
+    </w:p>
+    <w:p>
+      <w:pPr>
+        <w:pStyle w:val="ListParagraph"/>
+        <w:numPr>
+          <w:ilvl w:val="0"/>
+          <w:numId w:val="17"/>
+        </w:numPr>
+        <w:rPr>
+          <w:lang w:val="pt-BR"/>
+        </w:rPr>
+      </w:pPr>
+      <w:r>
+        <w:rPr>
+          <w:lang w:val="pt-BR"/>
+        </w:rPr>
+        <w:t>Aspro.DLL – suporte para versão firmware R26 para mandar preços individuais para cada lado da bomba</w:t>
+      </w:r>
+    </w:p>
+    <w:p>
+      <w:pPr>
+        <w:pStyle w:val="ListParagraph"/>
+        <w:numPr>
+          <w:ilvl w:val="0"/>
+          <w:numId w:val="17"/>
+        </w:numPr>
+        <w:rPr>
+          <w:lang w:val="pt-BR"/>
+        </w:rPr>
+      </w:pPr>
+      <w:r>
+        <w:rPr>
+          <w:lang w:val="pt-BR"/>
+        </w:rPr>
+        <w:t xml:space="preserve">ModBus.DLL – suporte para model DGM-01 da </w:t>
+      </w:r>
+      <w:proofErr w:type="spellStart"/>
+      <w:r>
+        <w:rPr>
+          <w:lang w:val="pt-BR"/>
+        </w:rPr>
+        <w:t>Metroval</w:t>
+      </w:r>
+      <w:proofErr w:type="spellEnd"/>
+      <w:r>
+        <w:rPr>
+          <w:lang w:val="pt-BR"/>
+        </w:rPr>
+        <w:t>.</w:t>
+      </w:r>
+    </w:p>
+    <w:p>
+      <w:pPr>
+        <w:pStyle w:val="ListParagraph"/>
+        <w:numPr>
+          <w:ilvl w:val="0"/>
+          <w:numId w:val="17"/>
+        </w:numPr>
+        <w:rPr>
+          <w:lang w:val="pt-BR"/>
+        </w:rPr>
+      </w:pPr>
+      <w:r>
+        <w:rPr>
+          <w:lang w:val="pt-BR"/>
+        </w:rPr>
+        <w:t>EZServer.DLL – gerar eventos etc. para abastecimentos zerado.</w:t>
+      </w:r>
+    </w:p>
+    <w:p>
+      <w:pPr>
+        <w:pStyle w:val="ListParagraph"/>
+        <w:numPr>
+          <w:ilvl w:val="0"/>
+          <w:numId w:val="17"/>
+        </w:numPr>
+        <w:rPr>
+          <w:lang w:val="pt-BR"/>
+        </w:rPr>
+      </w:pPr>
+      <w:r>
+        <w:rPr>
+          <w:lang w:val="pt-BR"/>
+        </w:rPr>
+        <w:t xml:space="preserve">EZ2Company – </w:t>
+      </w:r>
+      <w:r>
+        <w:rPr>
+          <w:lang w:val="pt-BR"/>
+        </w:rPr>
+        <w:t>autoconfiguração</w:t>
+      </w:r>
+      <w:r>
+        <w:rPr>
+          <w:lang w:val="pt-BR"/>
+        </w:rPr>
+        <w:t xml:space="preserve"> de </w:t>
+      </w:r>
+      <w:proofErr w:type="spellStart"/>
+      <w:r>
+        <w:rPr>
+          <w:lang w:val="pt-BR"/>
+        </w:rPr>
+        <w:t>PAs</w:t>
+      </w:r>
+      <w:proofErr w:type="spellEnd"/>
+      <w:r>
+        <w:rPr>
+          <w:lang w:val="pt-BR"/>
+        </w:rPr>
+        <w:t xml:space="preserve"> e bicos baseado nas respostas do CBC-06 </w:t>
+      </w:r>
+    </w:p>
+    <w:p>
+      <w:pPr>
+        <w:pStyle w:val="ListParagraph"/>
+        <w:numPr>
+          <w:ilvl w:val="0"/>
+          <w:numId w:val="17"/>
+        </w:numPr>
+        <w:rPr>
+          <w:lang w:val="pt-BR"/>
+        </w:rPr>
+      </w:pPr>
+      <w:r>
+        <w:rPr>
+          <w:lang w:val="pt-BR"/>
+        </w:rPr>
+        <w:t xml:space="preserve">EZConnect.DLL – incluir 1.0.7.9, </w:t>
+      </w:r>
+    </w:p>
+    <w:p>
+      <w:pPr>
+        <w:pStyle w:val="ListParagraph"/>
+        <w:numPr>
+          <w:ilvl w:val="0"/>
+          <w:numId w:val="17"/>
+        </w:numPr>
+        <w:rPr>
+          <w:lang w:val="pt-BR"/>
+        </w:rPr>
+      </w:pPr>
+      <w:r>
+        <w:rPr>
+          <w:lang w:val="pt-BR"/>
+        </w:rPr>
+        <w:t xml:space="preserve">EZServer.DLL, EZATG.ini - </w:t>
+      </w:r>
+      <w:r>
+        <w:rPr>
+          <w:lang w:val="pt-BR"/>
+        </w:rPr>
+        <w:t>Config</w:t>
+      </w:r>
+      <w:r>
+        <w:rPr>
+          <w:lang w:val="pt-BR"/>
+        </w:rPr>
+        <w:t>u</w:t>
+      </w:r>
+      <w:r>
+        <w:rPr>
+          <w:lang w:val="pt-BR"/>
+        </w:rPr>
+        <w:t xml:space="preserve">ração de offset de boais de </w:t>
+      </w:r>
+      <w:proofErr w:type="gramStart"/>
+      <w:r>
+        <w:rPr>
+          <w:lang w:val="pt-BR"/>
+        </w:rPr>
+        <w:t>agua</w:t>
+      </w:r>
+      <w:proofErr w:type="gramEnd"/>
+      <w:r>
+        <w:rPr>
+          <w:lang w:val="pt-BR"/>
+        </w:rPr>
+        <w:t xml:space="preserve"> e combustível para sondas </w:t>
+      </w:r>
+      <w:proofErr w:type="spellStart"/>
+      <w:r>
+        <w:rPr>
+          <w:lang w:val="pt-BR"/>
+        </w:rPr>
+        <w:t>XPTec</w:t>
+      </w:r>
+      <w:proofErr w:type="spellEnd"/>
+      <w:r>
+        <w:rPr>
+          <w:lang w:val="pt-BR"/>
+        </w:rPr>
+        <w:t xml:space="preserve"> </w:t>
+      </w:r>
+      <w:r>
+        <w:rPr>
+          <w:lang w:val="pt-BR"/>
+        </w:rPr>
+        <w:t xml:space="preserve">e </w:t>
+      </w:r>
+      <w:proofErr w:type="spellStart"/>
+      <w:proofErr w:type="gramStart"/>
+      <w:r>
+        <w:rPr>
+          <w:lang w:val="pt-BR"/>
+        </w:rPr>
+        <w:t>NZ.Tec</w:t>
+      </w:r>
+      <w:proofErr w:type="spellEnd"/>
+      <w:proofErr w:type="gramEnd"/>
+      <w:r>
+        <w:rPr>
+          <w:lang w:val="pt-BR"/>
+        </w:rPr>
+        <w:t xml:space="preserve"> separado e corrigido.</w:t>
+      </w:r>
+    </w:p>
+    <w:p>
+      <w:pPr>
+        <w:pStyle w:val="ListParagraph"/>
+        <w:rPr>
+          <w:lang w:val="pt-BR"/>
+        </w:rPr>
+      </w:pPr>
+    </w:p>
+    <w:p>
+      <w:pPr>
+        <w:rPr>
+          <w:lang w:val="pt-BR"/>
+        </w:rPr>
+      </w:pPr>
+    </w:p>
+    <w:p>
+      <w:pPr>
+        <w:pStyle w:val="Heading2"/>
+        <w:rPr>
+          <w:lang w:val="pt-BR"/>
+        </w:rPr>
+      </w:pPr>
+      <w:r>
+        <w:rPr>
+          <w:lang w:val="pt-BR"/>
+        </w:rPr>
+        <w:t>Correções desde 25b80B13</w:t>
+      </w:r>
+    </w:p>
+    <w:p>
+      <w:pPr>
+        <w:pStyle w:val="ListParagraph"/>
+        <w:numPr>
+          <w:ilvl w:val="0"/>
+          <w:numId w:val="17"/>
+        </w:numPr>
+        <w:rPr>
+          <w:lang w:val="pt-BR"/>
+        </w:rPr>
+      </w:pPr>
+      <w:proofErr w:type="spellStart"/>
+      <w:r>
+        <w:rPr>
+          <w:lang w:val="pt-BR"/>
+        </w:rPr>
+        <w:t>EZCalibrate</w:t>
+      </w:r>
+      <w:proofErr w:type="spellEnd"/>
+      <w:r>
+        <w:rPr>
+          <w:lang w:val="pt-BR"/>
+        </w:rPr>
+        <w:t xml:space="preserve"> – nova funcionalidade para configurar e calibrar tanques com as entregas</w:t>
+      </w:r>
+    </w:p>
+    <w:p>
+      <w:pPr>
+        <w:pStyle w:val="ListParagraph"/>
+        <w:numPr>
+          <w:ilvl w:val="0"/>
+          <w:numId w:val="17"/>
+        </w:numPr>
+        <w:rPr>
+          <w:lang w:val="pt-BR"/>
+        </w:rPr>
+      </w:pPr>
+      <w:r>
+        <w:rPr>
+          <w:lang w:val="pt-BR"/>
+        </w:rPr>
+        <w:t xml:space="preserve">EZServer.DLL – novo tipo de calibração de tanques, Calibração manual </w:t>
+      </w:r>
+    </w:p>
+    <w:p>
+      <w:pPr>
+        <w:pStyle w:val="ListParagraph"/>
+        <w:numPr>
+          <w:ilvl w:val="0"/>
+          <w:numId w:val="17"/>
+        </w:numPr>
+        <w:rPr>
+          <w:lang w:val="pt-BR"/>
+        </w:rPr>
+      </w:pPr>
+      <w:r>
+        <w:rPr>
+          <w:lang w:val="pt-BR"/>
+        </w:rPr>
         <w:lastRenderedPageBreak/>
-        <w:t>EZSoftSim</w:t>
-      </w:r>
-      <w:r>
-        <w:rPr>
-          <w:lang w:val="pt-BR"/>
-        </w:rPr>
-        <w:t>.DLL</w:t>
-      </w:r>
-      <w:r>
-        <w:rPr>
-          <w:lang w:val="pt-BR"/>
-        </w:rPr>
-        <w:t xml:space="preserve"> driver resolveu uso de CPU 100% </w:t>
-      </w:r>
-    </w:p>
-    <w:p>
-      <w:pPr>
-        <w:pStyle w:val="ListParagraph"/>
-        <w:numPr>
-          <w:ilvl w:val="0"/>
-          <w:numId w:val="22"/>
-        </w:numPr>
-        <w:rPr>
-          <w:lang w:val="pt-BR"/>
-        </w:rPr>
-      </w:pPr>
-      <w:r>
-        <w:rPr>
-          <w:lang w:val="pt-BR"/>
-        </w:rPr>
-        <w:t>EZConnect</w:t>
-      </w:r>
-      <w:r>
-        <w:rPr>
-          <w:lang w:val="pt-BR"/>
-        </w:rPr>
-        <w:t>.DLL</w:t>
-      </w:r>
-      <w:r>
-        <w:rPr>
-          <w:lang w:val="pt-BR"/>
-        </w:rPr>
-        <w:t xml:space="preserve"> resolveu problemas de travamento para Linux, e truncamento/arredondamento de preço unitário </w:t>
-      </w:r>
-    </w:p>
-    <w:p>
-      <w:pPr>
-        <w:pStyle w:val="ListParagraph"/>
-        <w:numPr>
-          <w:ilvl w:val="0"/>
-          <w:numId w:val="22"/>
-        </w:numPr>
-        <w:rPr>
-          <w:lang w:val="pt-BR"/>
-        </w:rPr>
-      </w:pPr>
-      <w:proofErr w:type="spellStart"/>
-      <w:r>
-        <w:rPr>
-          <w:lang w:val="pt-BR"/>
-        </w:rPr>
-        <w:t>EZServer</w:t>
-      </w:r>
-      <w:proofErr w:type="spellEnd"/>
-      <w:r>
-        <w:rPr>
-          <w:lang w:val="pt-BR"/>
-        </w:rPr>
-        <w:t xml:space="preserve"> editar/</w:t>
-      </w:r>
-      <w:r>
-        <w:rPr>
-          <w:lang w:val="pt-BR"/>
-        </w:rPr>
-        <w:t>salvar</w:t>
-      </w:r>
-      <w:r>
-        <w:rPr>
-          <w:lang w:val="pt-BR"/>
-        </w:rPr>
-        <w:t xml:space="preserve"> </w:t>
-      </w:r>
-      <w:proofErr w:type="spellStart"/>
-      <w:r>
-        <w:rPr>
-          <w:lang w:val="pt-BR"/>
-        </w:rPr>
-        <w:t>hostname</w:t>
-      </w:r>
-      <w:proofErr w:type="spellEnd"/>
-      <w:r>
-        <w:rPr>
-          <w:lang w:val="pt-BR"/>
-        </w:rPr>
-        <w:t xml:space="preserve"> e </w:t>
-      </w:r>
-      <w:r>
-        <w:rPr>
-          <w:lang w:val="pt-BR"/>
-        </w:rPr>
-        <w:t>endereço</w:t>
-      </w:r>
-      <w:r>
-        <w:rPr>
-          <w:lang w:val="pt-BR"/>
-        </w:rPr>
-        <w:t xml:space="preserve"> IP para Linux.</w:t>
-      </w:r>
-    </w:p>
-    <w:p>
-      <w:pPr>
-        <w:pStyle w:val="ListParagraph"/>
-        <w:numPr>
-          <w:ilvl w:val="0"/>
-          <w:numId w:val="22"/>
-        </w:numPr>
-        <w:rPr>
-          <w:lang w:val="pt-BR"/>
-        </w:rPr>
-      </w:pPr>
-      <w:r>
-        <w:rPr>
-          <w:lang w:val="pt-BR"/>
-        </w:rPr>
-        <w:t>EZEmbedded</w:t>
-      </w:r>
-      <w:r>
-        <w:rPr>
-          <w:lang w:val="pt-BR"/>
-        </w:rPr>
-        <w:t>.B2G</w:t>
-      </w:r>
-      <w:r>
-        <w:rPr>
-          <w:lang w:val="pt-BR"/>
-        </w:rPr>
-        <w:t xml:space="preserve"> firmware, melhorias no </w:t>
-      </w:r>
-      <w:r>
-        <w:rPr>
-          <w:lang w:val="pt-BR"/>
-        </w:rPr>
-        <w:t>algoritmo</w:t>
-      </w:r>
-      <w:r>
-        <w:rPr>
-          <w:lang w:val="pt-BR"/>
-        </w:rPr>
-        <w:t xml:space="preserve"> de </w:t>
-      </w:r>
-      <w:proofErr w:type="spellStart"/>
-      <w:r>
-        <w:rPr>
-          <w:lang w:val="pt-BR"/>
-        </w:rPr>
-        <w:t>auto-passthru</w:t>
-      </w:r>
-      <w:proofErr w:type="spellEnd"/>
-      <w:r>
-        <w:rPr>
-          <w:lang w:val="pt-BR"/>
-        </w:rPr>
-        <w:t xml:space="preserve"> </w:t>
-      </w:r>
-    </w:p>
-    <w:p>
-      <w:pPr>
-        <w:pStyle w:val="ListParagraph"/>
-        <w:numPr>
-          <w:ilvl w:val="0"/>
-          <w:numId w:val="22"/>
-        </w:numPr>
-        <w:rPr>
-          <w:lang w:val="pt-BR"/>
-        </w:rPr>
-      </w:pPr>
-      <w:r>
-        <w:rPr>
-          <w:lang w:val="pt-BR"/>
-        </w:rPr>
-        <w:t xml:space="preserve">Gilbarco.DLL melhorias par tratamento de protocolo 775, para </w:t>
-      </w:r>
-      <w:proofErr w:type="spellStart"/>
-      <w:r>
-        <w:rPr>
-          <w:lang w:val="pt-BR"/>
-        </w:rPr>
-        <w:t>preset</w:t>
-      </w:r>
-      <w:proofErr w:type="spellEnd"/>
-      <w:r>
-        <w:rPr>
-          <w:lang w:val="pt-BR"/>
-        </w:rPr>
-        <w:t xml:space="preserve"> e troca de preços etc. </w:t>
-      </w:r>
-    </w:p>
-    <w:p>
-      <w:pPr>
-        <w:pStyle w:val="ListParagraph"/>
-        <w:numPr>
-          <w:ilvl w:val="0"/>
-          <w:numId w:val="20"/>
-        </w:numPr>
-        <w:rPr>
-          <w:lang w:val="pt-BR"/>
-        </w:rPr>
-      </w:pPr>
-      <w:proofErr w:type="spellStart"/>
-      <w:r>
-        <w:rPr>
-          <w:lang w:val="pt-BR"/>
-        </w:rPr>
-        <w:t>EZMod</w:t>
-      </w:r>
-      <w:proofErr w:type="spellEnd"/>
-      <w:r>
-        <w:rPr>
-          <w:lang w:val="pt-BR"/>
-        </w:rPr>
-        <w:t xml:space="preserve">/EZIBr.B2G firmware – melhorias para sonda start italiana RS845 </w:t>
-      </w:r>
-    </w:p>
-    <w:p>
-      <w:pPr>
-        <w:pStyle w:val="ListParagraph"/>
-        <w:numPr>
-          <w:ilvl w:val="0"/>
-          <w:numId w:val="22"/>
-        </w:numPr>
-        <w:rPr>
-          <w:lang w:val="pt-BR"/>
-        </w:rPr>
-      </w:pPr>
-      <w:proofErr w:type="spellStart"/>
-      <w:r>
-        <w:rPr>
-          <w:lang w:val="pt-BR"/>
-        </w:rPr>
-        <w:t>EZMod</w:t>
-      </w:r>
-      <w:proofErr w:type="spellEnd"/>
-      <w:r>
-        <w:rPr>
-          <w:lang w:val="pt-BR"/>
-        </w:rPr>
-        <w:t xml:space="preserve">/EZIBr.B2G melhorias no algoritmo de </w:t>
-      </w:r>
-      <w:proofErr w:type="spellStart"/>
-      <w:r>
-        <w:rPr>
-          <w:lang w:val="pt-BR"/>
-        </w:rPr>
-        <w:t>polling</w:t>
-      </w:r>
-      <w:proofErr w:type="spellEnd"/>
-      <w:r>
-        <w:rPr>
-          <w:lang w:val="pt-BR"/>
-        </w:rPr>
-        <w:t xml:space="preserve"> para sondas de 6m </w:t>
-      </w:r>
-    </w:p>
-    <w:p>
-      <w:pPr>
-        <w:pStyle w:val="ListParagraph"/>
-        <w:numPr>
-          <w:ilvl w:val="0"/>
-          <w:numId w:val="22"/>
-        </w:numPr>
-        <w:rPr>
-          <w:lang w:val="pt-BR"/>
-        </w:rPr>
-      </w:pPr>
-      <w:r>
-        <w:rPr>
-          <w:lang w:val="pt-BR"/>
-        </w:rPr>
-        <w:t xml:space="preserve">PumpDrv.dll consertou inicialização do </w:t>
-      </w:r>
-      <w:proofErr w:type="spellStart"/>
-      <w:r>
-        <w:rPr>
-          <w:lang w:val="pt-BR"/>
-        </w:rPr>
-        <w:t>ezmod</w:t>
-      </w:r>
-      <w:proofErr w:type="spellEnd"/>
-      <w:r>
-        <w:rPr>
-          <w:lang w:val="pt-BR"/>
-        </w:rPr>
-        <w:t xml:space="preserve"> quando tem mais do que 8 sondas configurado no mesmo slot.</w:t>
-      </w:r>
-    </w:p>
-    <w:p>
-      <w:pPr>
-        <w:pStyle w:val="ListParagraph"/>
-        <w:numPr>
-          <w:ilvl w:val="0"/>
-          <w:numId w:val="22"/>
-        </w:numPr>
-        <w:rPr>
-          <w:lang w:val="pt-BR"/>
-        </w:rPr>
-      </w:pPr>
-      <w:proofErr w:type="spellStart"/>
-      <w:r>
-        <w:rPr>
-          <w:lang w:val="pt-BR"/>
-        </w:rPr>
-        <w:t>EZExtract</w:t>
-      </w:r>
-      <w:proofErr w:type="spellEnd"/>
-      <w:r>
-        <w:rPr>
-          <w:lang w:val="pt-BR"/>
-        </w:rPr>
-        <w:t xml:space="preserve">-concertou </w:t>
-      </w:r>
-      <w:proofErr w:type="spellStart"/>
-      <w:r>
-        <w:rPr>
-          <w:lang w:val="pt-BR"/>
-        </w:rPr>
-        <w:t>import</w:t>
-      </w:r>
-      <w:proofErr w:type="spellEnd"/>
-      <w:r>
-        <w:rPr>
-          <w:lang w:val="pt-BR"/>
-        </w:rPr>
-        <w:t xml:space="preserve"> de tanque quando tem Tanque Virtual link zerado, e mostrar erros com mais detalha para ajudar no diagnostico</w:t>
-      </w:r>
-    </w:p>
-    <w:p>
-      <w:pPr>
-        <w:pStyle w:val="ListParagraph"/>
-        <w:numPr>
-          <w:ilvl w:val="0"/>
-          <w:numId w:val="22"/>
-        </w:numPr>
-        <w:rPr>
-          <w:lang w:val="pt-BR"/>
-        </w:rPr>
-      </w:pPr>
-      <w:r>
-        <w:rPr>
-          <w:lang w:val="pt-BR"/>
-        </w:rPr>
-        <w:t>EZDriver.ini – dois tipos de bombas novas ‘Prime 775 TTL</w:t>
-      </w:r>
-      <w:proofErr w:type="gramStart"/>
-      <w:r>
-        <w:rPr>
-          <w:lang w:val="pt-BR"/>
-        </w:rPr>
-        <w:t>’  e</w:t>
-      </w:r>
-      <w:proofErr w:type="gramEnd"/>
-      <w:r>
-        <w:rPr>
-          <w:lang w:val="pt-BR"/>
-        </w:rPr>
-        <w:t xml:space="preserve"> ‘Prime 664 TTL’ para quando tem Prime IoT instalado numa bomba </w:t>
-      </w:r>
-      <w:proofErr w:type="spellStart"/>
-      <w:r>
-        <w:rPr>
-          <w:lang w:val="pt-BR"/>
-        </w:rPr>
-        <w:t>Gilbarco</w:t>
-      </w:r>
-      <w:proofErr w:type="spellEnd"/>
-      <w:r>
-        <w:rPr>
-          <w:lang w:val="pt-BR"/>
-        </w:rPr>
-        <w:t xml:space="preserve"> </w:t>
-      </w:r>
-    </w:p>
-    <w:p>
-      <w:pPr>
-        <w:pStyle w:val="Heading2"/>
-        <w:rPr>
-          <w:lang w:val="pt-BR"/>
-        </w:rPr>
-      </w:pPr>
-      <w:r>
-        <w:rPr>
-          <w:lang w:val="pt-BR"/>
-        </w:rPr>
-        <w:t>Correções desde 25b80B20</w:t>
-      </w:r>
-    </w:p>
-    <w:p>
-      <w:pPr>
-        <w:pStyle w:val="ListParagraph"/>
-        <w:numPr>
-          <w:ilvl w:val="0"/>
-          <w:numId w:val="21"/>
-        </w:numPr>
-        <w:rPr>
-          <w:lang w:val="pt-BR"/>
-        </w:rPr>
-      </w:pPr>
-      <w:r>
-        <w:rPr>
-          <w:lang w:val="pt-BR"/>
-        </w:rPr>
-        <w:t>EZClient.DLL – Vazamento de memória, melhorias na conexão de sockets</w:t>
-      </w:r>
-    </w:p>
-    <w:p>
-      <w:pPr>
-        <w:pStyle w:val="ListParagraph"/>
-        <w:numPr>
-          <w:ilvl w:val="0"/>
-          <w:numId w:val="21"/>
-        </w:numPr>
-        <w:rPr>
-          <w:lang w:val="pt-BR"/>
-        </w:rPr>
-      </w:pPr>
-      <w:r>
-        <w:rPr>
-          <w:lang w:val="pt-BR"/>
-        </w:rPr>
-        <w:t xml:space="preserve">EZMonitor.exe – Suporte para impressora Elgin I9 </w:t>
-      </w:r>
-    </w:p>
-    <w:p>
-      <w:pPr>
-        <w:pStyle w:val="ListParagraph"/>
-        <w:numPr>
-          <w:ilvl w:val="0"/>
-          <w:numId w:val="21"/>
-        </w:numPr>
-        <w:rPr>
-          <w:lang w:val="pt-BR"/>
-        </w:rPr>
-      </w:pPr>
-      <w:r>
-        <w:rPr>
-          <w:lang w:val="pt-BR"/>
-        </w:rPr>
-        <w:t xml:space="preserve">EZServer.DLL – Não salvando os níveis de tanque teorético no banco </w:t>
-      </w:r>
-    </w:p>
-    <w:p>
-      <w:pPr>
-        <w:pStyle w:val="ListParagraph"/>
-        <w:numPr>
-          <w:ilvl w:val="0"/>
-          <w:numId w:val="21"/>
-        </w:numPr>
-        <w:rPr>
-          <w:lang w:val="pt-BR"/>
-        </w:rPr>
-      </w:pPr>
-      <w:r>
-        <w:rPr>
-          <w:lang w:val="pt-BR"/>
-        </w:rPr>
-        <w:t xml:space="preserve">EZPrint.exe – suporte para Elgin I9,  </w:t>
-      </w:r>
-    </w:p>
-    <w:p>
-      <w:pPr>
-        <w:pStyle w:val="Heading2"/>
-        <w:rPr>
-          <w:lang w:val="pt-BR"/>
-        </w:rPr>
-      </w:pPr>
-      <w:r>
-        <w:rPr>
-          <w:lang w:val="pt-BR"/>
-        </w:rPr>
-        <w:t>Correções desde 25b80B19</w:t>
-      </w:r>
-    </w:p>
-    <w:p>
-      <w:pPr>
-        <w:pStyle w:val="ListParagraph"/>
-        <w:numPr>
-          <w:ilvl w:val="0"/>
-          <w:numId w:val="19"/>
-        </w:numPr>
-        <w:rPr>
-          <w:lang w:val="pt-BR"/>
-        </w:rPr>
-      </w:pPr>
-      <w:r>
-        <w:rPr>
-          <w:lang w:val="pt-BR"/>
-        </w:rPr>
-        <w:t xml:space="preserve">EZServer.DLL – API </w:t>
-      </w:r>
-      <w:proofErr w:type="spellStart"/>
-      <w:r>
-        <w:rPr>
-          <w:lang w:val="pt-BR"/>
-        </w:rPr>
-        <w:t>SetHosePrices</w:t>
-      </w:r>
-      <w:proofErr w:type="spellEnd"/>
-      <w:r>
-        <w:rPr>
-          <w:lang w:val="pt-BR"/>
-        </w:rPr>
-        <w:t xml:space="preserve"> não salvando os preços.</w:t>
-      </w:r>
-    </w:p>
-    <w:p>
-      <w:pPr>
-        <w:pStyle w:val="ListParagraph"/>
-        <w:numPr>
-          <w:ilvl w:val="0"/>
-          <w:numId w:val="19"/>
-        </w:numPr>
-        <w:rPr>
-          <w:lang w:val="pt-BR"/>
-        </w:rPr>
-      </w:pPr>
-      <w:r>
-        <w:rPr>
-          <w:lang w:val="pt-BR"/>
-        </w:rPr>
-        <w:t xml:space="preserve">EZServer.DLL – </w:t>
-      </w:r>
-      <w:proofErr w:type="spellStart"/>
-      <w:r>
-        <w:rPr>
-          <w:lang w:val="pt-BR"/>
-        </w:rPr>
-        <w:t>SetZigBeeProperties</w:t>
-      </w:r>
-      <w:proofErr w:type="spellEnd"/>
-      <w:r>
-        <w:rPr>
-          <w:lang w:val="pt-BR"/>
-        </w:rPr>
-        <w:t xml:space="preserve"> não salvando se somente o tipo </w:t>
-      </w:r>
-      <w:r>
-        <w:rPr>
-          <w:lang w:val="pt-BR"/>
-        </w:rPr>
-        <w:t xml:space="preserve">de device </w:t>
-      </w:r>
-      <w:r>
-        <w:rPr>
-          <w:lang w:val="pt-BR"/>
-        </w:rPr>
-        <w:t>foi alterado.</w:t>
-      </w:r>
-    </w:p>
-    <w:p>
-      <w:pPr>
-        <w:pStyle w:val="ListParagraph"/>
-        <w:numPr>
-          <w:ilvl w:val="0"/>
-          <w:numId w:val="19"/>
-        </w:numPr>
-        <w:rPr>
-          <w:lang w:val="pt-BR"/>
-        </w:rPr>
-      </w:pPr>
-      <w:r>
-        <w:rPr>
-          <w:lang w:val="pt-BR"/>
-        </w:rPr>
-        <w:t xml:space="preserve">EZServer.DLL – O nível de água não inclui o offset configurado </w:t>
-      </w:r>
-      <w:r>
-        <w:rPr>
-          <w:lang w:val="pt-BR"/>
-        </w:rPr>
-        <w:t>pelo tanque</w:t>
-      </w:r>
-      <w:r>
-        <w:rPr>
-          <w:lang w:val="pt-BR"/>
-        </w:rPr>
-        <w:t>.</w:t>
-      </w:r>
-    </w:p>
-    <w:p>
-      <w:pPr>
-        <w:pStyle w:val="ListParagraph"/>
-        <w:numPr>
-          <w:ilvl w:val="0"/>
-          <w:numId w:val="19"/>
-        </w:numPr>
-        <w:rPr>
-          <w:lang w:val="pt-BR"/>
-        </w:rPr>
-      </w:pPr>
-      <w:r>
-        <w:rPr>
-          <w:lang w:val="pt-BR"/>
-        </w:rPr>
-        <w:t xml:space="preserve">Firmware 1645 – Alterando o PANID para 0xFFFF agora desabilita o </w:t>
-      </w:r>
-      <w:proofErr w:type="spellStart"/>
-      <w:r>
-        <w:rPr>
-          <w:lang w:val="pt-BR"/>
-        </w:rPr>
-        <w:t>ZigBee</w:t>
-      </w:r>
-      <w:proofErr w:type="spellEnd"/>
-      <w:r>
-        <w:rPr>
-          <w:lang w:val="pt-BR"/>
-        </w:rPr>
-        <w:t xml:space="preserve"> </w:t>
-      </w:r>
-    </w:p>
-    <w:p>
-      <w:pPr>
-        <w:pStyle w:val="ListParagraph"/>
-        <w:numPr>
-          <w:ilvl w:val="0"/>
-          <w:numId w:val="19"/>
-        </w:numPr>
-        <w:rPr>
-          <w:lang w:val="pt-BR"/>
-        </w:rPr>
-      </w:pPr>
-      <w:r>
-        <w:rPr>
-          <w:lang w:val="pt-BR"/>
-        </w:rPr>
-        <w:t xml:space="preserve">EZServer.DLL – Abriu a faixa de número de produto para entre 1 e 1000000 </w:t>
-      </w:r>
-    </w:p>
-    <w:p>
-      <w:pPr>
-        <w:pStyle w:val="ListParagraph"/>
-        <w:numPr>
-          <w:ilvl w:val="0"/>
-          <w:numId w:val="19"/>
-        </w:numPr>
-        <w:rPr>
-          <w:lang w:val="pt-BR"/>
-        </w:rPr>
-      </w:pPr>
-      <w:r>
-        <w:rPr>
-          <w:lang w:val="pt-BR"/>
-        </w:rPr>
-        <w:t xml:space="preserve">EZDriver.ini – </w:t>
-      </w:r>
-      <w:proofErr w:type="spellStart"/>
-      <w:r>
-        <w:rPr>
-          <w:lang w:val="pt-BR"/>
-        </w:rPr>
-        <w:t>gilbarco</w:t>
-      </w:r>
-      <w:proofErr w:type="spellEnd"/>
-      <w:r>
-        <w:rPr>
-          <w:lang w:val="pt-BR"/>
-        </w:rPr>
-        <w:t xml:space="preserve"> driver </w:t>
-      </w:r>
-      <w:proofErr w:type="spellStart"/>
-      <w:r>
-        <w:rPr>
-          <w:lang w:val="pt-BR"/>
-        </w:rPr>
-        <w:t>InterCharDelay</w:t>
-      </w:r>
-      <w:proofErr w:type="spellEnd"/>
-      <w:r>
-        <w:rPr>
-          <w:lang w:val="pt-BR"/>
-        </w:rPr>
-        <w:t xml:space="preserve"> voltou para20ms, menos para novo tipo </w:t>
-      </w:r>
-      <w:proofErr w:type="spellStart"/>
-      <w:r>
-        <w:rPr>
-          <w:lang w:val="pt-BR"/>
-        </w:rPr>
-        <w:t>Gilbarco</w:t>
-      </w:r>
-      <w:proofErr w:type="spellEnd"/>
-      <w:r>
-        <w:rPr>
-          <w:lang w:val="pt-BR"/>
-        </w:rPr>
-        <w:t xml:space="preserve"> PHX que fica com 70ms</w:t>
-      </w:r>
-    </w:p>
-    <w:p>
-      <w:pPr>
-        <w:pStyle w:val="ListParagraph"/>
-        <w:numPr>
-          <w:ilvl w:val="0"/>
-          <w:numId w:val="19"/>
-        </w:numPr>
-        <w:rPr>
-          <w:lang w:val="pt-BR"/>
-        </w:rPr>
-      </w:pPr>
-      <w:r>
-        <w:rPr>
-          <w:lang w:val="pt-BR"/>
-        </w:rPr>
-        <w:t xml:space="preserve">EZserver.dll – Manda preço temporário antes do </w:t>
-      </w:r>
-      <w:proofErr w:type="spellStart"/>
-      <w:r>
-        <w:rPr>
-          <w:lang w:val="pt-BR"/>
-        </w:rPr>
-        <w:t>preset</w:t>
-      </w:r>
-      <w:proofErr w:type="spellEnd"/>
-      <w:r>
-        <w:rPr>
-          <w:lang w:val="pt-BR"/>
-        </w:rPr>
-        <w:t xml:space="preserve"> para a bomba para evitar perda de </w:t>
-      </w:r>
-      <w:proofErr w:type="spellStart"/>
-      <w:r>
-        <w:rPr>
-          <w:lang w:val="pt-BR"/>
-        </w:rPr>
-        <w:t>preset</w:t>
-      </w:r>
-      <w:proofErr w:type="spellEnd"/>
-    </w:p>
-    <w:p>
-      <w:pPr>
-        <w:pStyle w:val="ListParagraph"/>
-        <w:numPr>
-          <w:ilvl w:val="0"/>
-          <w:numId w:val="19"/>
-        </w:numPr>
-        <w:rPr>
-          <w:lang w:val="pt-BR"/>
-        </w:rPr>
-      </w:pPr>
-      <w:r>
-        <w:rPr>
-          <w:lang w:val="pt-BR"/>
-        </w:rPr>
-        <w:t xml:space="preserve">EZServer.dll – só gerar ZERO_DELIVERY </w:t>
-      </w:r>
-      <w:proofErr w:type="spellStart"/>
-      <w:r>
-        <w:rPr>
-          <w:lang w:val="pt-BR"/>
-        </w:rPr>
-        <w:t>event</w:t>
-      </w:r>
-      <w:proofErr w:type="spellEnd"/>
-      <w:r>
-        <w:rPr>
-          <w:lang w:val="pt-BR"/>
-        </w:rPr>
-        <w:t xml:space="preserve"> quando sair do estado </w:t>
-      </w:r>
-      <w:proofErr w:type="spellStart"/>
-      <w:r>
-        <w:rPr>
-          <w:lang w:val="pt-BR"/>
-        </w:rPr>
-        <w:t>idle</w:t>
-      </w:r>
-      <w:proofErr w:type="spellEnd"/>
-      <w:r>
-        <w:rPr>
-          <w:lang w:val="pt-BR"/>
-        </w:rPr>
-        <w:t xml:space="preserve"> para </w:t>
-      </w:r>
-      <w:proofErr w:type="spellStart"/>
-      <w:r>
-        <w:rPr>
-          <w:lang w:val="pt-BR"/>
-        </w:rPr>
-        <w:t>delivery_starting</w:t>
-      </w:r>
-      <w:proofErr w:type="spellEnd"/>
-      <w:r>
-        <w:rPr>
-          <w:lang w:val="pt-BR"/>
-        </w:rPr>
-        <w:t xml:space="preserve">, não </w:t>
-      </w:r>
-      <w:proofErr w:type="spellStart"/>
-      <w:r>
-        <w:rPr>
-          <w:lang w:val="pt-BR"/>
-        </w:rPr>
-        <w:t>not_repsonding</w:t>
-      </w:r>
-      <w:proofErr w:type="spellEnd"/>
-      <w:r>
-        <w:rPr>
-          <w:lang w:val="pt-BR"/>
-        </w:rPr>
-        <w:t xml:space="preserve"> para </w:t>
-      </w:r>
-      <w:proofErr w:type="spellStart"/>
-      <w:r>
-        <w:rPr>
-          <w:lang w:val="pt-BR"/>
-        </w:rPr>
-        <w:t>delivery_starting</w:t>
-      </w:r>
-      <w:proofErr w:type="spellEnd"/>
-    </w:p>
-    <w:p>
-      <w:pPr>
-        <w:rPr>
-          <w:lang w:val="pt-BR"/>
-        </w:rPr>
-      </w:pPr>
-    </w:p>
-    <w:p>
-      <w:pPr>
-        <w:rPr>
-          <w:lang w:val="pt-BR"/>
-        </w:rPr>
-      </w:pPr>
-    </w:p>
-    <w:p>
-      <w:pPr>
-        <w:pStyle w:val="Heading2"/>
-        <w:rPr>
-          <w:lang w:val="pt-BR"/>
-        </w:rPr>
-      </w:pPr>
-      <w:r>
-        <w:rPr>
-          <w:lang w:val="pt-BR"/>
-        </w:rPr>
-        <w:t>Nova funcionalidade</w:t>
-      </w:r>
-    </w:p>
-    <w:p>
-      <w:pPr>
-        <w:pStyle w:val="ListParagraph"/>
-        <w:numPr>
-          <w:ilvl w:val="0"/>
-          <w:numId w:val="20"/>
-        </w:numPr>
-        <w:rPr>
-          <w:lang w:val="pt-BR"/>
-        </w:rPr>
-      </w:pPr>
-      <w:r>
-        <w:rPr>
-          <w:lang w:val="pt-BR"/>
-        </w:rPr>
-        <w:t xml:space="preserve">EZServer.DLL – funcionalidade de tanque virtual introduzido </w:t>
-      </w:r>
-    </w:p>
-    <w:p>
-      <w:pPr>
-        <w:pStyle w:val="ListParagraph"/>
-        <w:numPr>
-          <w:ilvl w:val="0"/>
-          <w:numId w:val="20"/>
-        </w:numPr>
-        <w:rPr>
-          <w:lang w:val="pt-BR"/>
-        </w:rPr>
-      </w:pPr>
-      <w:r>
-        <w:rPr>
-          <w:lang w:val="pt-BR"/>
-        </w:rPr>
-        <w:t xml:space="preserve">Firmware 1645 – suporte para sonda start italiana RS845 </w:t>
-      </w:r>
-    </w:p>
-    <w:p>
-      <w:pPr>
-        <w:pStyle w:val="ListParagraph"/>
-        <w:numPr>
-          <w:ilvl w:val="0"/>
-          <w:numId w:val="20"/>
-        </w:numPr>
-        <w:rPr>
-          <w:lang w:val="pt-BR"/>
-        </w:rPr>
-      </w:pPr>
-      <w:proofErr w:type="spellStart"/>
-      <w:r>
-        <w:rPr>
-          <w:lang w:val="pt-BR"/>
-        </w:rPr>
-        <w:t>EZProbe.hex</w:t>
-      </w:r>
-      <w:proofErr w:type="spellEnd"/>
-      <w:r>
-        <w:rPr>
-          <w:lang w:val="pt-BR"/>
-        </w:rPr>
-        <w:t xml:space="preserve"> 1.00.23 – melhor tratamento de pulse e novo target </w:t>
-      </w:r>
-      <w:proofErr w:type="spellStart"/>
-      <w:r>
-        <w:rPr>
-          <w:lang w:val="pt-BR"/>
-        </w:rPr>
-        <w:t>voltage</w:t>
-      </w:r>
-      <w:proofErr w:type="spellEnd"/>
-      <w:r>
-        <w:rPr>
-          <w:lang w:val="pt-BR"/>
-        </w:rPr>
-        <w:t>.</w:t>
-      </w:r>
-    </w:p>
-    <w:p>
-      <w:pPr>
-        <w:rPr>
-          <w:lang w:val="pt-BR"/>
-        </w:rPr>
-      </w:pPr>
-    </w:p>
-    <w:p>
-      <w:pPr>
-        <w:pStyle w:val="Heading2"/>
-        <w:rPr>
-          <w:lang w:val="pt-BR"/>
-        </w:rPr>
-      </w:pPr>
-      <w:r>
-        <w:rPr>
-          <w:lang w:val="pt-BR"/>
-        </w:rPr>
-        <w:lastRenderedPageBreak/>
-        <w:t>Correções desde 25b80B18</w:t>
+        <w:t xml:space="preserve">PumpDrv.DLL – resolveu problema </w:t>
+      </w:r>
+      <w:proofErr w:type="spellStart"/>
+      <w:r>
+        <w:rPr>
+          <w:lang w:val="pt-BR"/>
+        </w:rPr>
+        <w:t>Wertico</w:t>
+      </w:r>
+      <w:proofErr w:type="spellEnd"/>
+      <w:r>
+        <w:rPr>
+          <w:lang w:val="pt-BR"/>
+        </w:rPr>
+        <w:t xml:space="preserve"> utilizando leitores embutido</w:t>
       </w:r>
     </w:p>
     <w:p>
@@ -2215,1127 +3427,6 @@
         <w:rPr>
           <w:lang w:val="pt-BR"/>
         </w:rPr>
-        <w:t xml:space="preserve">EZServer.DLL – Tratamento de </w:t>
-      </w:r>
-      <w:proofErr w:type="spellStart"/>
-      <w:r>
-        <w:rPr>
-          <w:lang w:val="pt-BR"/>
-        </w:rPr>
-        <w:t>odometro</w:t>
-      </w:r>
-      <w:proofErr w:type="spellEnd"/>
-      <w:r>
-        <w:rPr>
-          <w:lang w:val="pt-BR"/>
-        </w:rPr>
-        <w:t xml:space="preserve"> quando o abastecimento é reservado pelo </w:t>
-      </w:r>
-      <w:proofErr w:type="spellStart"/>
-      <w:r>
-        <w:rPr>
-          <w:lang w:val="pt-BR"/>
-        </w:rPr>
-        <w:t>conecttec</w:t>
-      </w:r>
-      <w:proofErr w:type="spellEnd"/>
-      <w:r>
-        <w:rPr>
-          <w:lang w:val="pt-BR"/>
-        </w:rPr>
-        <w:t xml:space="preserve">. Limpa frentista e cliente </w:t>
-      </w:r>
-      <w:proofErr w:type="spellStart"/>
-      <w:r>
-        <w:rPr>
-          <w:lang w:val="pt-BR"/>
-        </w:rPr>
-        <w:t>tag</w:t>
-      </w:r>
-      <w:proofErr w:type="spellEnd"/>
-      <w:r>
-        <w:rPr>
-          <w:lang w:val="pt-BR"/>
-        </w:rPr>
-        <w:t xml:space="preserve"> quando autorização é </w:t>
-      </w:r>
-      <w:proofErr w:type="spellStart"/>
-      <w:r>
-        <w:rPr>
-          <w:lang w:val="pt-BR"/>
-        </w:rPr>
-        <w:t>automatico</w:t>
-      </w:r>
-      <w:proofErr w:type="spellEnd"/>
-      <w:r>
-        <w:rPr>
-          <w:lang w:val="pt-BR"/>
-        </w:rPr>
-        <w:t>.</w:t>
-      </w:r>
-    </w:p>
-    <w:p>
-      <w:pPr>
-        <w:pStyle w:val="ListParagraph"/>
-        <w:numPr>
-          <w:ilvl w:val="0"/>
-          <w:numId w:val="17"/>
-        </w:numPr>
-        <w:rPr>
-          <w:lang w:val="pt-BR"/>
-        </w:rPr>
-      </w:pPr>
-      <w:r>
-        <w:rPr>
-          <w:lang w:val="pt-BR"/>
-        </w:rPr>
-        <w:t xml:space="preserve">EZConnect.DLL – Tratamento de </w:t>
-      </w:r>
-      <w:proofErr w:type="spellStart"/>
-      <w:proofErr w:type="gramStart"/>
-      <w:r>
-        <w:rPr>
-          <w:lang w:val="pt-BR"/>
-        </w:rPr>
-        <w:t>re-conexão</w:t>
-      </w:r>
-      <w:proofErr w:type="spellEnd"/>
-      <w:proofErr w:type="gramEnd"/>
-      <w:r>
-        <w:rPr>
-          <w:lang w:val="pt-BR"/>
-        </w:rPr>
-        <w:t xml:space="preserve"> melhorada, </w:t>
-      </w:r>
-      <w:r>
-        <w:rPr>
-          <w:lang w:val="pt-BR"/>
-        </w:rPr>
-        <w:t xml:space="preserve">Zero </w:t>
-      </w:r>
-      <w:proofErr w:type="gramStart"/>
-      <w:r>
-        <w:rPr>
-          <w:lang w:val="pt-BR"/>
-        </w:rPr>
-        <w:t xml:space="preserve">Abastecimento </w:t>
-      </w:r>
-      <w:proofErr w:type="spellStart"/>
-      <w:r>
-        <w:rPr>
-          <w:lang w:val="pt-BR"/>
-        </w:rPr>
-        <w:t>etc</w:t>
-      </w:r>
-      <w:proofErr w:type="spellEnd"/>
-      <w:proofErr w:type="gramEnd"/>
-      <w:r>
-        <w:rPr>
-          <w:lang w:val="pt-BR"/>
-        </w:rPr>
-        <w:t xml:space="preserve"> </w:t>
-      </w:r>
-    </w:p>
-    <w:p>
-      <w:pPr>
-        <w:rPr>
-          <w:lang w:val="pt-BR"/>
-        </w:rPr>
-      </w:pPr>
-    </w:p>
-    <w:p>
-      <w:pPr>
-        <w:pStyle w:val="Heading2"/>
-        <w:rPr>
-          <w:lang w:val="pt-BR"/>
-        </w:rPr>
-      </w:pPr>
-      <w:r>
-        <w:rPr>
-          <w:lang w:val="pt-BR"/>
-        </w:rPr>
-        <w:t>Correções desde 25b80B17</w:t>
-      </w:r>
-    </w:p>
-    <w:p>
-      <w:pPr>
-        <w:pStyle w:val="ListParagraph"/>
-        <w:numPr>
-          <w:ilvl w:val="0"/>
-          <w:numId w:val="17"/>
-        </w:numPr>
-        <w:rPr>
-          <w:lang w:val="pt-BR"/>
-        </w:rPr>
-      </w:pPr>
-      <w:r>
-        <w:rPr>
-          <w:lang w:val="pt-BR"/>
-        </w:rPr>
-        <w:t xml:space="preserve">PumpDrv.DLL – </w:t>
-      </w:r>
-      <w:proofErr w:type="spellStart"/>
-      <w:r>
-        <w:rPr>
-          <w:lang w:val="pt-BR"/>
-        </w:rPr>
-        <w:t>coreção</w:t>
-      </w:r>
-      <w:proofErr w:type="spellEnd"/>
-      <w:r>
-        <w:rPr>
-          <w:lang w:val="pt-BR"/>
-        </w:rPr>
-        <w:t xml:space="preserve"> para </w:t>
-      </w:r>
-      <w:r>
-        <w:rPr>
-          <w:lang w:val="pt-BR"/>
-        </w:rPr>
-        <w:t xml:space="preserve">mapeamento dos </w:t>
-      </w:r>
-      <w:proofErr w:type="spellStart"/>
-      <w:r>
-        <w:rPr>
-          <w:lang w:val="pt-BR"/>
-        </w:rPr>
-        <w:t>PAs</w:t>
-      </w:r>
-      <w:proofErr w:type="spellEnd"/>
-      <w:r>
-        <w:rPr>
-          <w:lang w:val="pt-BR"/>
-        </w:rPr>
-        <w:t xml:space="preserve"> para bombas de 4 </w:t>
-      </w:r>
-      <w:proofErr w:type="spellStart"/>
-      <w:r>
-        <w:rPr>
-          <w:lang w:val="pt-BR"/>
-        </w:rPr>
-        <w:t>PAs</w:t>
-      </w:r>
-      <w:proofErr w:type="spellEnd"/>
-      <w:r>
-        <w:rPr>
-          <w:lang w:val="pt-BR"/>
-        </w:rPr>
-        <w:t xml:space="preserve"> </w:t>
-      </w:r>
-      <w:r>
-        <w:rPr>
-          <w:lang w:val="pt-BR"/>
-        </w:rPr>
-        <w:t xml:space="preserve">para dois leitores </w:t>
-      </w:r>
-      <w:r>
-        <w:rPr>
-          <w:lang w:val="pt-BR"/>
-        </w:rPr>
-        <w:t xml:space="preserve">em modo </w:t>
-      </w:r>
-      <w:proofErr w:type="spellStart"/>
-      <w:r>
-        <w:rPr>
-          <w:lang w:val="pt-BR"/>
-        </w:rPr>
-        <w:t>ezremote</w:t>
-      </w:r>
-      <w:proofErr w:type="spellEnd"/>
-      <w:r>
-        <w:rPr>
-          <w:lang w:val="pt-BR"/>
-        </w:rPr>
-        <w:t xml:space="preserve"> offline.</w:t>
-      </w:r>
-    </w:p>
-    <w:p>
-      <w:pPr>
-        <w:pStyle w:val="ListParagraph"/>
-        <w:numPr>
-          <w:ilvl w:val="0"/>
-          <w:numId w:val="17"/>
-        </w:numPr>
-        <w:rPr>
-          <w:lang w:val="pt-BR"/>
-        </w:rPr>
-      </w:pPr>
-      <w:r>
-        <w:rPr>
-          <w:lang w:val="pt-BR"/>
-        </w:rPr>
-        <w:t>EZServer.DLL – Melh</w:t>
-      </w:r>
-      <w:r>
-        <w:rPr>
-          <w:lang w:val="pt-BR"/>
-        </w:rPr>
-        <w:t>o</w:t>
-      </w:r>
-      <w:r>
-        <w:rPr>
-          <w:lang w:val="pt-BR"/>
-        </w:rPr>
-        <w:t xml:space="preserve">rou tratamento de </w:t>
-      </w:r>
-      <w:proofErr w:type="spellStart"/>
-      <w:r>
-        <w:rPr>
-          <w:lang w:val="pt-BR"/>
-        </w:rPr>
-        <w:t>tags</w:t>
-      </w:r>
-      <w:proofErr w:type="spellEnd"/>
-      <w:r>
-        <w:rPr>
-          <w:lang w:val="pt-BR"/>
-        </w:rPr>
-        <w:t xml:space="preserve"> </w:t>
-      </w:r>
-      <w:r>
-        <w:rPr>
-          <w:lang w:val="pt-BR"/>
-        </w:rPr>
-        <w:t>na cache para</w:t>
-      </w:r>
-      <w:r>
-        <w:rPr>
-          <w:lang w:val="pt-BR"/>
-        </w:rPr>
-        <w:t xml:space="preserve"> abastecimento</w:t>
-      </w:r>
-      <w:r>
-        <w:rPr>
-          <w:lang w:val="pt-BR"/>
-        </w:rPr>
-        <w:t>s</w:t>
-      </w:r>
-      <w:r>
-        <w:rPr>
-          <w:lang w:val="pt-BR"/>
-        </w:rPr>
-        <w:t xml:space="preserve"> modo </w:t>
-      </w:r>
-      <w:proofErr w:type="spellStart"/>
-      <w:r>
-        <w:rPr>
-          <w:lang w:val="pt-BR"/>
-        </w:rPr>
-        <w:t>ezremote</w:t>
-      </w:r>
-      <w:proofErr w:type="spellEnd"/>
-      <w:r>
-        <w:rPr>
-          <w:lang w:val="pt-BR"/>
-        </w:rPr>
-        <w:t xml:space="preserve"> offline.</w:t>
-      </w:r>
-    </w:p>
-    <w:p>
-      <w:pPr>
-        <w:pStyle w:val="ListParagraph"/>
-        <w:numPr>
-          <w:ilvl w:val="0"/>
-          <w:numId w:val="17"/>
-        </w:numPr>
-        <w:rPr>
-          <w:lang w:val="pt-BR"/>
-        </w:rPr>
-      </w:pPr>
-      <w:r>
-        <w:rPr>
-          <w:lang w:val="pt-BR"/>
-        </w:rPr>
-        <w:t xml:space="preserve">EZProbe.exe – Menu </w:t>
-      </w:r>
-      <w:proofErr w:type="gramStart"/>
-      <w:r>
-        <w:rPr>
-          <w:lang w:val="pt-BR"/>
-        </w:rPr>
-        <w:t>`?`</w:t>
-      </w:r>
-      <w:proofErr w:type="gramEnd"/>
-      <w:r>
-        <w:rPr>
-          <w:lang w:val="pt-BR"/>
-        </w:rPr>
-        <w:t xml:space="preserve"> dentro do </w:t>
-      </w:r>
-      <w:proofErr w:type="spellStart"/>
-      <w:r>
-        <w:rPr>
-          <w:lang w:val="pt-BR"/>
-        </w:rPr>
-        <w:t>calibraition</w:t>
-      </w:r>
-      <w:proofErr w:type="spellEnd"/>
-      <w:r>
-        <w:rPr>
-          <w:lang w:val="pt-BR"/>
-        </w:rPr>
-        <w:t xml:space="preserve"> menu oferecendo </w:t>
-      </w:r>
-      <w:r>
-        <w:rPr>
-          <w:lang w:val="pt-BR"/>
-        </w:rPr>
-        <w:t xml:space="preserve">opções de calibração manual </w:t>
-      </w:r>
-    </w:p>
-    <w:p>
-      <w:pPr>
-        <w:pStyle w:val="ListParagraph"/>
-        <w:numPr>
-          <w:ilvl w:val="0"/>
-          <w:numId w:val="17"/>
-        </w:numPr>
-        <w:rPr>
-          <w:lang w:val="pt-BR"/>
-        </w:rPr>
-      </w:pPr>
-      <w:proofErr w:type="spellStart"/>
-      <w:r>
-        <w:rPr>
-          <w:lang w:val="pt-BR"/>
-        </w:rPr>
-        <w:t>EZProbe.hex</w:t>
-      </w:r>
-      <w:proofErr w:type="spellEnd"/>
-      <w:r>
-        <w:rPr>
-          <w:lang w:val="pt-BR"/>
-        </w:rPr>
-        <w:t xml:space="preserve"> – 1.0.2.1 melhorias na </w:t>
-      </w:r>
-      <w:proofErr w:type="spellStart"/>
-      <w:r>
-        <w:rPr>
-          <w:lang w:val="pt-BR"/>
-        </w:rPr>
-        <w:t>tratamente</w:t>
-      </w:r>
-      <w:proofErr w:type="spellEnd"/>
-      <w:r>
-        <w:rPr>
-          <w:lang w:val="pt-BR"/>
-        </w:rPr>
-        <w:t xml:space="preserve"> de sinal baixo e </w:t>
-      </w:r>
-      <w:proofErr w:type="spellStart"/>
-      <w:r>
-        <w:rPr>
-          <w:lang w:val="pt-BR"/>
-        </w:rPr>
-        <w:t>localizaç~co</w:t>
-      </w:r>
-      <w:proofErr w:type="spellEnd"/>
-      <w:r>
-        <w:rPr>
-          <w:lang w:val="pt-BR"/>
-        </w:rPr>
-        <w:t xml:space="preserve"> da boia de </w:t>
-      </w:r>
-      <w:proofErr w:type="gramStart"/>
-      <w:r>
-        <w:rPr>
-          <w:lang w:val="pt-BR"/>
-        </w:rPr>
-        <w:t>agua</w:t>
-      </w:r>
-      <w:proofErr w:type="gramEnd"/>
-      <w:r>
-        <w:rPr>
-          <w:lang w:val="pt-BR"/>
-        </w:rPr>
-        <w:t>.</w:t>
-      </w:r>
-    </w:p>
-    <w:p>
-      <w:pPr>
-        <w:pStyle w:val="ListParagraph"/>
-        <w:numPr>
-          <w:ilvl w:val="0"/>
-          <w:numId w:val="17"/>
-        </w:numPr>
-        <w:rPr>
-          <w:lang w:val="pt-BR"/>
-        </w:rPr>
-      </w:pPr>
-      <w:r>
-        <w:rPr>
-          <w:lang w:val="pt-BR"/>
-        </w:rPr>
-        <w:t xml:space="preserve">Firmware 2643 – melhorias no </w:t>
-      </w:r>
-      <w:proofErr w:type="spellStart"/>
-      <w:r>
-        <w:rPr>
-          <w:lang w:val="pt-BR"/>
-        </w:rPr>
-        <w:t>tratamente</w:t>
-      </w:r>
-      <w:proofErr w:type="spellEnd"/>
-      <w:r>
-        <w:rPr>
-          <w:lang w:val="pt-BR"/>
-        </w:rPr>
-        <w:t xml:space="preserve"> de </w:t>
-      </w:r>
-      <w:proofErr w:type="spellStart"/>
-      <w:r>
-        <w:rPr>
-          <w:lang w:val="pt-BR"/>
-        </w:rPr>
-        <w:t>power</w:t>
-      </w:r>
-      <w:proofErr w:type="spellEnd"/>
-      <w:r>
-        <w:rPr>
-          <w:lang w:val="pt-BR"/>
-        </w:rPr>
-        <w:t xml:space="preserve"> </w:t>
-      </w:r>
-      <w:proofErr w:type="spellStart"/>
-      <w:r>
-        <w:rPr>
-          <w:lang w:val="pt-BR"/>
-        </w:rPr>
-        <w:t>down</w:t>
-      </w:r>
-      <w:proofErr w:type="spellEnd"/>
-      <w:r>
-        <w:rPr>
-          <w:lang w:val="pt-BR"/>
-        </w:rPr>
-        <w:t xml:space="preserve">, e mapeamento de </w:t>
-      </w:r>
-      <w:proofErr w:type="spellStart"/>
-      <w:r>
-        <w:rPr>
-          <w:lang w:val="pt-BR"/>
-        </w:rPr>
-        <w:t>PAs</w:t>
-      </w:r>
-      <w:proofErr w:type="spellEnd"/>
-      <w:r>
-        <w:rPr>
-          <w:lang w:val="pt-BR"/>
-        </w:rPr>
-        <w:t xml:space="preserve"> para </w:t>
-      </w:r>
-      <w:proofErr w:type="spellStart"/>
-      <w:r>
-        <w:rPr>
-          <w:lang w:val="pt-BR"/>
-        </w:rPr>
-        <w:t>lietores</w:t>
-      </w:r>
-      <w:proofErr w:type="spellEnd"/>
-      <w:r>
-        <w:rPr>
-          <w:lang w:val="pt-BR"/>
-        </w:rPr>
-        <w:t>.</w:t>
-      </w:r>
-    </w:p>
-    <w:p>
-      <w:pPr>
-        <w:rPr>
-          <w:lang w:val="pt-BR"/>
-        </w:rPr>
-      </w:pPr>
-    </w:p>
-    <w:p>
-      <w:pPr>
-        <w:pStyle w:val="Heading2"/>
-        <w:rPr>
-          <w:lang w:val="pt-BR"/>
-        </w:rPr>
-      </w:pPr>
-      <w:r>
-        <w:rPr>
-          <w:lang w:val="pt-BR"/>
-        </w:rPr>
-        <w:t>Correções desde 25b80B16</w:t>
-      </w:r>
-    </w:p>
-    <w:p>
-      <w:pPr>
-        <w:pStyle w:val="ListParagraph"/>
-        <w:numPr>
-          <w:ilvl w:val="0"/>
-          <w:numId w:val="17"/>
-        </w:numPr>
-        <w:rPr>
-          <w:lang w:val="pt-BR"/>
-        </w:rPr>
-      </w:pPr>
-      <w:r>
-        <w:rPr>
-          <w:lang w:val="pt-BR"/>
-        </w:rPr>
-        <w:t>PumpDrv</w:t>
-      </w:r>
-      <w:r>
-        <w:rPr>
-          <w:lang w:val="pt-BR"/>
-        </w:rPr>
-        <w:t xml:space="preserve">.DLL – correção para funcionar corretamente com </w:t>
-      </w:r>
-      <w:proofErr w:type="spellStart"/>
-      <w:r>
-        <w:rPr>
-          <w:lang w:val="pt-BR"/>
-        </w:rPr>
-        <w:t>EZEmbedded</w:t>
-      </w:r>
-      <w:proofErr w:type="spellEnd"/>
-      <w:r>
-        <w:rPr>
-          <w:lang w:val="pt-BR"/>
-        </w:rPr>
-        <w:t xml:space="preserve"> (</w:t>
-      </w:r>
-      <w:proofErr w:type="spellStart"/>
-      <w:r>
-        <w:rPr>
-          <w:lang w:val="pt-BR"/>
-        </w:rPr>
-        <w:t>Gilbarco</w:t>
-      </w:r>
-      <w:proofErr w:type="spellEnd"/>
-      <w:r>
-        <w:rPr>
-          <w:lang w:val="pt-BR"/>
-        </w:rPr>
-        <w:t xml:space="preserve"> IoT) cabeado.</w:t>
-      </w:r>
-    </w:p>
-    <w:p>
-      <w:pPr>
-        <w:pStyle w:val="ListParagraph"/>
-        <w:numPr>
-          <w:ilvl w:val="0"/>
-          <w:numId w:val="17"/>
-        </w:numPr>
-        <w:rPr>
-          <w:lang w:val="pt-BR"/>
-        </w:rPr>
-      </w:pPr>
-      <w:r>
-        <w:rPr>
-          <w:lang w:val="pt-BR"/>
-        </w:rPr>
-        <w:t xml:space="preserve">EZServer.DLL – erro de tratamento de sonda </w:t>
-      </w:r>
-      <w:proofErr w:type="spellStart"/>
-      <w:r>
-        <w:rPr>
-          <w:lang w:val="pt-BR"/>
-        </w:rPr>
-        <w:t>EZProbe</w:t>
-      </w:r>
-      <w:proofErr w:type="spellEnd"/>
-      <w:r>
-        <w:rPr>
-          <w:lang w:val="pt-BR"/>
-        </w:rPr>
-        <w:t xml:space="preserve"> quando o tipo de medição é configurado </w:t>
-      </w:r>
-      <w:proofErr w:type="gramStart"/>
-      <w:r>
-        <w:rPr>
-          <w:lang w:val="pt-BR"/>
-        </w:rPr>
-        <w:t>com Medido</w:t>
-      </w:r>
-      <w:proofErr w:type="gramEnd"/>
-      <w:r>
-        <w:rPr>
-          <w:lang w:val="pt-BR"/>
-        </w:rPr>
-        <w:t xml:space="preserve"> (reservado para </w:t>
-      </w:r>
-      <w:proofErr w:type="spellStart"/>
-      <w:proofErr w:type="gramStart"/>
-      <w:r>
-        <w:rPr>
-          <w:lang w:val="pt-BR"/>
-        </w:rPr>
-        <w:t>ATGs</w:t>
-      </w:r>
-      <w:proofErr w:type="spellEnd"/>
-      <w:r>
-        <w:rPr>
-          <w:lang w:val="pt-BR"/>
-        </w:rPr>
-        <w:t xml:space="preserve"> )</w:t>
-      </w:r>
-      <w:proofErr w:type="gramEnd"/>
-      <w:r>
-        <w:rPr>
-          <w:lang w:val="pt-BR"/>
-        </w:rPr>
-        <w:t xml:space="preserve"> </w:t>
-      </w:r>
-    </w:p>
-    <w:p>
-      <w:pPr>
-        <w:pStyle w:val="ListParagraph"/>
-        <w:numPr>
-          <w:ilvl w:val="0"/>
-          <w:numId w:val="17"/>
-        </w:numPr>
-        <w:rPr>
-          <w:lang w:val="pt-BR"/>
-        </w:rPr>
-      </w:pPr>
-      <w:r>
-        <w:rPr>
-          <w:lang w:val="pt-BR"/>
-        </w:rPr>
-        <w:t xml:space="preserve">EZ2Company.DLL – várias melhorias em tratamento de mudança de status e totais em andamento passado para o </w:t>
-      </w:r>
-      <w:proofErr w:type="spellStart"/>
-      <w:r>
-        <w:rPr>
-          <w:lang w:val="pt-BR"/>
-        </w:rPr>
-        <w:t>EZServer</w:t>
-      </w:r>
-      <w:proofErr w:type="spellEnd"/>
-      <w:r>
-        <w:rPr>
-          <w:lang w:val="pt-BR"/>
-        </w:rPr>
-        <w:t>.</w:t>
-      </w:r>
-    </w:p>
-    <w:p>
-      <w:pPr>
-        <w:pStyle w:val="ListParagraph"/>
-        <w:numPr>
-          <w:ilvl w:val="0"/>
-          <w:numId w:val="17"/>
-        </w:numPr>
-        <w:rPr>
-          <w:lang w:val="pt-BR"/>
-        </w:rPr>
-      </w:pPr>
-      <w:r>
-        <w:rPr>
-          <w:lang w:val="pt-BR"/>
-        </w:rPr>
-        <w:t xml:space="preserve">ExcelBr.DLL – corrigiu interface com sensores quando não tem sonda </w:t>
-      </w:r>
-      <w:proofErr w:type="spellStart"/>
-      <w:proofErr w:type="gramStart"/>
-      <w:r>
-        <w:rPr>
-          <w:lang w:val="pt-BR"/>
-        </w:rPr>
-        <w:t>numero</w:t>
-      </w:r>
-      <w:proofErr w:type="spellEnd"/>
-      <w:proofErr w:type="gramEnd"/>
-      <w:r>
-        <w:rPr>
-          <w:lang w:val="pt-BR"/>
-        </w:rPr>
-        <w:t xml:space="preserve"> 1 sendo </w:t>
-      </w:r>
-      <w:proofErr w:type="spellStart"/>
-      <w:r>
-        <w:rPr>
-          <w:lang w:val="pt-BR"/>
-        </w:rPr>
-        <w:t>ExcelBr</w:t>
-      </w:r>
-      <w:proofErr w:type="spellEnd"/>
-      <w:r>
-        <w:rPr>
-          <w:lang w:val="pt-BR"/>
-        </w:rPr>
-        <w:t xml:space="preserve"> </w:t>
-      </w:r>
-    </w:p>
-    <w:p>
-      <w:pPr>
-        <w:pStyle w:val="ListParagraph"/>
-        <w:numPr>
-          <w:ilvl w:val="0"/>
-          <w:numId w:val="17"/>
-        </w:numPr>
-        <w:rPr>
-          <w:lang w:val="pt-BR"/>
-        </w:rPr>
-      </w:pPr>
-      <w:r>
-        <w:rPr>
-          <w:lang w:val="pt-BR"/>
-        </w:rPr>
-        <w:t xml:space="preserve">EZCalibrate.exe – corrigiu interpretação da tabela de arquivamento CSV quando local não é US </w:t>
-      </w:r>
-    </w:p>
-    <w:p>
-      <w:pPr>
-        <w:rPr>
-          <w:lang w:val="pt-BR"/>
-        </w:rPr>
-      </w:pPr>
-    </w:p>
-    <w:p>
-      <w:pPr>
-        <w:pStyle w:val="Heading2"/>
-        <w:rPr>
-          <w:lang w:val="pt-BR"/>
-        </w:rPr>
-      </w:pPr>
-      <w:r>
-        <w:rPr>
-          <w:lang w:val="pt-BR"/>
-        </w:rPr>
-        <w:t>Nova funcionalidade</w:t>
-      </w:r>
-    </w:p>
-    <w:p>
-      <w:pPr>
-        <w:pStyle w:val="ListParagraph"/>
-        <w:numPr>
-          <w:ilvl w:val="0"/>
-          <w:numId w:val="17"/>
-        </w:numPr>
-        <w:rPr>
-          <w:lang w:val="pt-BR"/>
-        </w:rPr>
-      </w:pPr>
-      <w:r>
-        <w:rPr>
-          <w:lang w:val="pt-BR"/>
-        </w:rPr>
-        <w:t>Aspro.DLL – suporte para versão firmware R26 para mandar preços individuais para cada lado da bomba</w:t>
-      </w:r>
-    </w:p>
-    <w:p>
-      <w:pPr>
-        <w:pStyle w:val="ListParagraph"/>
-        <w:numPr>
-          <w:ilvl w:val="0"/>
-          <w:numId w:val="17"/>
-        </w:numPr>
-        <w:rPr>
-          <w:lang w:val="pt-BR"/>
-        </w:rPr>
-      </w:pPr>
-      <w:r>
-        <w:rPr>
-          <w:lang w:val="pt-BR"/>
-        </w:rPr>
-        <w:t xml:space="preserve">ModBus.DLL – suporte para model DGM-01 da </w:t>
-      </w:r>
-      <w:proofErr w:type="spellStart"/>
-      <w:r>
-        <w:rPr>
-          <w:lang w:val="pt-BR"/>
-        </w:rPr>
-        <w:t>Metroval</w:t>
-      </w:r>
-      <w:proofErr w:type="spellEnd"/>
-      <w:r>
-        <w:rPr>
-          <w:lang w:val="pt-BR"/>
-        </w:rPr>
-        <w:t>.</w:t>
-      </w:r>
-    </w:p>
-    <w:p>
-      <w:pPr>
-        <w:pStyle w:val="ListParagraph"/>
-        <w:numPr>
-          <w:ilvl w:val="0"/>
-          <w:numId w:val="17"/>
-        </w:numPr>
-        <w:rPr>
-          <w:lang w:val="pt-BR"/>
-        </w:rPr>
-      </w:pPr>
-      <w:r>
-        <w:rPr>
-          <w:lang w:val="pt-BR"/>
-        </w:rPr>
-        <w:t>EZServer.DLL – gerar eventos etc. para abastecimentos zerado.</w:t>
-      </w:r>
-    </w:p>
-    <w:p>
-      <w:pPr>
-        <w:pStyle w:val="ListParagraph"/>
-        <w:numPr>
-          <w:ilvl w:val="0"/>
-          <w:numId w:val="17"/>
-        </w:numPr>
-        <w:rPr>
-          <w:lang w:val="pt-BR"/>
-        </w:rPr>
-      </w:pPr>
-      <w:r>
-        <w:rPr>
-          <w:lang w:val="pt-BR"/>
-        </w:rPr>
-        <w:t xml:space="preserve">EZ2Company – </w:t>
-      </w:r>
-      <w:r>
-        <w:rPr>
-          <w:lang w:val="pt-BR"/>
-        </w:rPr>
-        <w:t>autoconfiguração</w:t>
-      </w:r>
-      <w:r>
-        <w:rPr>
-          <w:lang w:val="pt-BR"/>
-        </w:rPr>
-        <w:t xml:space="preserve"> de </w:t>
-      </w:r>
-      <w:proofErr w:type="spellStart"/>
-      <w:r>
-        <w:rPr>
-          <w:lang w:val="pt-BR"/>
-        </w:rPr>
-        <w:t>PAs</w:t>
-      </w:r>
-      <w:proofErr w:type="spellEnd"/>
-      <w:r>
-        <w:rPr>
-          <w:lang w:val="pt-BR"/>
-        </w:rPr>
-        <w:t xml:space="preserve"> e bicos baseado nas respostas do CBC-06 </w:t>
-      </w:r>
-    </w:p>
-    <w:p>
-      <w:pPr>
-        <w:pStyle w:val="ListParagraph"/>
-        <w:numPr>
-          <w:ilvl w:val="0"/>
-          <w:numId w:val="17"/>
-        </w:numPr>
-        <w:rPr>
-          <w:lang w:val="pt-BR"/>
-        </w:rPr>
-      </w:pPr>
-      <w:r>
-        <w:rPr>
-          <w:lang w:val="pt-BR"/>
-        </w:rPr>
-        <w:t xml:space="preserve">EZConnect.DLL – incluir 1.0.7.9, </w:t>
-      </w:r>
-    </w:p>
-    <w:p>
-      <w:pPr>
-        <w:pStyle w:val="ListParagraph"/>
-        <w:numPr>
-          <w:ilvl w:val="0"/>
-          <w:numId w:val="17"/>
-        </w:numPr>
-        <w:rPr>
-          <w:lang w:val="pt-BR"/>
-        </w:rPr>
-      </w:pPr>
-      <w:r>
-        <w:rPr>
-          <w:lang w:val="pt-BR"/>
-        </w:rPr>
-        <w:t xml:space="preserve">EZServer.DLL, EZATG.ini - </w:t>
-      </w:r>
-      <w:r>
-        <w:rPr>
-          <w:lang w:val="pt-BR"/>
-        </w:rPr>
-        <w:t>Config</w:t>
-      </w:r>
-      <w:r>
-        <w:rPr>
-          <w:lang w:val="pt-BR"/>
-        </w:rPr>
-        <w:t>u</w:t>
-      </w:r>
-      <w:r>
-        <w:rPr>
-          <w:lang w:val="pt-BR"/>
-        </w:rPr>
-        <w:t xml:space="preserve">ração de offset de boais de </w:t>
-      </w:r>
-      <w:proofErr w:type="gramStart"/>
-      <w:r>
-        <w:rPr>
-          <w:lang w:val="pt-BR"/>
-        </w:rPr>
-        <w:t>agua</w:t>
-      </w:r>
-      <w:proofErr w:type="gramEnd"/>
-      <w:r>
-        <w:rPr>
-          <w:lang w:val="pt-BR"/>
-        </w:rPr>
-        <w:t xml:space="preserve"> e combustível para sondas </w:t>
-      </w:r>
-      <w:proofErr w:type="spellStart"/>
-      <w:r>
-        <w:rPr>
-          <w:lang w:val="pt-BR"/>
-        </w:rPr>
-        <w:t>XPTec</w:t>
-      </w:r>
-      <w:proofErr w:type="spellEnd"/>
-      <w:r>
-        <w:rPr>
-          <w:lang w:val="pt-BR"/>
-        </w:rPr>
-        <w:t xml:space="preserve"> </w:t>
-      </w:r>
-      <w:r>
-        <w:rPr>
-          <w:lang w:val="pt-BR"/>
-        </w:rPr>
-        <w:t xml:space="preserve">e </w:t>
-      </w:r>
-      <w:proofErr w:type="spellStart"/>
-      <w:proofErr w:type="gramStart"/>
-      <w:r>
-        <w:rPr>
-          <w:lang w:val="pt-BR"/>
-        </w:rPr>
-        <w:t>NZ.Tec</w:t>
-      </w:r>
-      <w:proofErr w:type="spellEnd"/>
-      <w:proofErr w:type="gramEnd"/>
-      <w:r>
-        <w:rPr>
-          <w:lang w:val="pt-BR"/>
-        </w:rPr>
-        <w:t xml:space="preserve"> separado e corrigido.</w:t>
-      </w:r>
-    </w:p>
-    <w:p>
-      <w:pPr>
-        <w:pStyle w:val="ListParagraph"/>
-        <w:rPr>
-          <w:lang w:val="pt-BR"/>
-        </w:rPr>
-      </w:pPr>
-    </w:p>
-    <w:p>
-      <w:pPr>
-        <w:rPr>
-          <w:lang w:val="pt-BR"/>
-        </w:rPr>
-      </w:pPr>
-    </w:p>
-    <w:p>
-      <w:pPr>
-        <w:pStyle w:val="Heading2"/>
-        <w:rPr>
-          <w:lang w:val="pt-BR"/>
-        </w:rPr>
-      </w:pPr>
-      <w:r>
-        <w:rPr>
-          <w:lang w:val="pt-BR"/>
-        </w:rPr>
-        <w:t>Correções desde 25b80B13</w:t>
-      </w:r>
-    </w:p>
-    <w:p>
-      <w:pPr>
-        <w:pStyle w:val="ListParagraph"/>
-        <w:numPr>
-          <w:ilvl w:val="0"/>
-          <w:numId w:val="17"/>
-        </w:numPr>
-        <w:rPr>
-          <w:lang w:val="pt-BR"/>
-        </w:rPr>
-      </w:pPr>
-      <w:proofErr w:type="spellStart"/>
-      <w:r>
-        <w:rPr>
-          <w:lang w:val="pt-BR"/>
-        </w:rPr>
-        <w:t>EZCalibrate</w:t>
-      </w:r>
-      <w:proofErr w:type="spellEnd"/>
-      <w:r>
-        <w:rPr>
-          <w:lang w:val="pt-BR"/>
-        </w:rPr>
-        <w:t xml:space="preserve"> – nova funcionalidade para configurar e calibrar tanques com as entregas</w:t>
-      </w:r>
-    </w:p>
-    <w:p>
-      <w:pPr>
-        <w:pStyle w:val="ListParagraph"/>
-        <w:numPr>
-          <w:ilvl w:val="0"/>
-          <w:numId w:val="17"/>
-        </w:numPr>
-        <w:rPr>
-          <w:lang w:val="pt-BR"/>
-        </w:rPr>
-      </w:pPr>
-      <w:r>
-        <w:rPr>
-          <w:lang w:val="pt-BR"/>
-        </w:rPr>
-        <w:t xml:space="preserve">EZServer.DLL – novo tipo de calibração de tanques, Calibração manual </w:t>
-      </w:r>
-    </w:p>
-    <w:p>
-      <w:pPr>
-        <w:pStyle w:val="ListParagraph"/>
-        <w:numPr>
-          <w:ilvl w:val="0"/>
-          <w:numId w:val="17"/>
-        </w:numPr>
-        <w:rPr>
-          <w:lang w:val="pt-BR"/>
-        </w:rPr>
-      </w:pPr>
-      <w:r>
-        <w:rPr>
-          <w:lang w:val="pt-BR"/>
-        </w:rPr>
-        <w:t xml:space="preserve">PumpDrv.DLL – resolveu problema </w:t>
-      </w:r>
-      <w:proofErr w:type="spellStart"/>
-      <w:r>
-        <w:rPr>
-          <w:lang w:val="pt-BR"/>
-        </w:rPr>
-        <w:t>Wertico</w:t>
-      </w:r>
-      <w:proofErr w:type="spellEnd"/>
-      <w:r>
-        <w:rPr>
-          <w:lang w:val="pt-BR"/>
-        </w:rPr>
-        <w:t xml:space="preserve"> utilizando leitores embutido</w:t>
-      </w:r>
-    </w:p>
-    <w:p>
-      <w:pPr>
-        <w:pStyle w:val="ListParagraph"/>
-        <w:numPr>
-          <w:ilvl w:val="0"/>
-          <w:numId w:val="17"/>
-        </w:numPr>
-        <w:rPr>
-          <w:lang w:val="pt-BR"/>
-        </w:rPr>
-      </w:pPr>
-      <w:r>
-        <w:rPr>
-          <w:lang w:val="pt-BR"/>
-        </w:rPr>
-        <w:lastRenderedPageBreak/>
         <w:t xml:space="preserve">Aspro.DLL – Melhorias na coleta dos </w:t>
       </w:r>
       <w:proofErr w:type="spellStart"/>
@@ -5722,19 +5813,11 @@
         </w:rPr>
         <w:t xml:space="preserve">Suporte para sondas e sensores </w:t>
       </w:r>
-      <w:proofErr w:type="spellStart"/>
-      <w:r>
-        <w:rPr>
-          <w:lang w:val="pt-BR"/>
-        </w:rPr>
-        <w:t>EZTech</w:t>
-      </w:r>
-      <w:proofErr w:type="spellEnd"/>
-      <w:r>
-        <w:rPr>
-          <w:lang w:val="pt-BR"/>
-        </w:rPr>
-        <w:t xml:space="preserve"> (</w:t>
+      <w:r>
+        <w:rPr>
+          <w:lang w:val="pt-BR"/>
+        </w:rPr>
+        <w:t>EZTech (</w:t>
       </w:r>
       <w:proofErr w:type="spellStart"/>
       <w:r>
@@ -12088,21 +12171,7 @@
         <w:rPr>
           <w:lang w:val="pt-BR"/>
         </w:rPr>
-        <w:t xml:space="preserve"> </w:t>
-      </w:r>
-      <w:proofErr w:type="spellStart"/>
-      <w:r>
-        <w:rPr>
-          <w:lang w:val="pt-BR"/>
-        </w:rPr>
-        <w:t>EZTech</w:t>
-      </w:r>
-      <w:proofErr w:type="spellEnd"/>
-      <w:r>
-        <w:rPr>
-          <w:lang w:val="pt-BR"/>
-        </w:rPr>
-        <w:t xml:space="preserve"> n</w:t>
+        <w:t xml:space="preserve"> EZTech n</w:t>
       </w:r>
       <w:r>
         <w:rPr>
